--- a/book/docx/Chapter-05.docx
+++ b/book/docx/Chapter-05.docx
@@ -23,7 +23,7 @@
         <w:rPr>
           <w:i w:val="0"/>
         </w:rPr>
-        <w:t xml:space="preserve">The network had one hidden layer. A hundred neurons with sigmoid activation sat between an input layer that accepted a raw Monte Carlo spin configuration, </w:t>
+        <w:t xml:space="preserve">The network had one hidden layer: a hundred sigmoid neurons between an input layer taking a raw Monte Carlo spin configuration, </w:t>
       </w:r>
       <m:oMath>
         <m:sSub>
@@ -69,7 +69,7 @@
         <w:rPr>
           <w:i w:val="0"/>
         </w:rPr>
-        <w:t xml:space="preserve"> sites with no preprocessing of any kind, and an output layer of two units read through a softmax. Training used a cross-entropy cost with </w:t>
+        <w:t xml:space="preserve"> sites, and a two-unit softmax output, trained by Adam on a cross-entropy cost with </w:t>
       </w:r>
       <m:oMath>
         <m:sSub>
@@ -89,7 +89,7 @@
         <w:rPr>
           <w:i w:val="0"/>
         </w:rPr>
-        <w:t xml:space="preserve"> regularization and the Adam optimizer. Juan Carrasquilla and Roger G. Melko pointed it at the two-dimensional square-lattice ferromagnetic Ising model, </w:t>
+        <w:t xml:space="preserve"> regularization. Juan Carrasquilla and Roger G. Melko pointed it at the square-lattice ferromagnetic Ising model, </w:t>
       </w:r>
       <m:oMath>
         <m:r>
@@ -184,69 +184,7 @@
         <w:rPr>
           <w:i w:val="0"/>
         </w:rPr>
-        <w:t xml:space="preserve">. Antiferromagnetic couplings, </w:t>
-      </w:r>
-      <m:oMath>
-        <m:r>
-          <m:t>H=+J</m:t>
-        </m:r>
-        <m:nary>
-          <m:naryPr>
-            <m:chr m:val="∑"/>
-            <m:limLoc m:val="subSup"/>
-            <m:grow m:val="1"/>
-            <m:subHide m:val="off"/>
-            <m:supHide m:val="on"/>
-          </m:naryPr>
-          <m:sub>
-            <m:r>
-              <m:t>⟨ij⟩</m:t>
-            </m:r>
-          </m:sub>
-          <m:sup/>
-          <m:e>
-            <m:sSubSup>
-              <m:e>
-                <m:r>
-                  <m:t>σ</m:t>
-                </m:r>
-              </m:e>
-              <m:sub>
-                <m:r>
-                  <m:t>i</m:t>
-                </m:r>
-              </m:sub>
-              <m:sup>
-                <m:r>
-                  <m:t>z</m:t>
-                </m:r>
-              </m:sup>
-            </m:sSubSup>
-          </m:e>
-        </m:nary>
-        <m:sSubSup>
-          <m:e>
-            <m:r>
-              <m:t>σ</m:t>
-            </m:r>
-          </m:e>
-          <m:sub>
-            <m:r>
-              <m:t>j</m:t>
-            </m:r>
-          </m:sub>
-          <m:sup>
-            <m:r>
-              <m:t>z</m:t>
-            </m:r>
-          </m:sup>
-        </m:sSubSup>
-      </m:oMath>
-      <w:r>
-        <w:rPr>
-          <w:i w:val="0"/>
-        </w:rPr>
-        <w:t xml:space="preserve">, changed nothing: the same architecture handled an order parameter with ordering wavevector </w:t>
+        <w:t xml:space="preserve">. The same architecture handled the antiferromagnet, whose order parameter carries wavevector </w:t>
       </w:r>
       <m:oMath>
         <m:r>
@@ -257,19 +195,30 @@
         <w:rPr>
           <w:i w:val="0"/>
         </w:rPr>
-        <w:t xml:space="preserve"> just as well.</w:t>
-      </w:r>
-    </w:p>
-    <w:p>
-      <w:r>
-        <w:rPr>
-          <w:i w:val="0"/>
-        </w:rPr>
-        <w:t xml:space="preserve">A structural oddity sits underneath that success. The network never sees a temperature. It reads a configuration and returns a number, and nothing in the forward pass knows how hot the sample was. Every temperature-dependent statement in the paper is therefore a statement about </w:t>
-      </w:r>
-      <m:oMath>
-        <m:r>
-          <m:t>⟨q</m:t>
+        <w:t>, just as well.</w:t>
+      </w:r>
+    </w:p>
+    <w:p>
+      <w:r>
+        <w:rPr>
+          <w:i w:val="0"/>
+        </w:rPr>
+        <w:t xml:space="preserve">A structural oddity sits underneath that success. The network never sees a temperature; it reads a configuration and returns a number, call it </w:t>
+      </w:r>
+      <m:oMath>
+        <m:r>
+          <m:t>F</m:t>
+        </m:r>
+      </m:oMath>
+      <w:r>
+        <w:rPr>
+          <w:i w:val="0"/>
+        </w:rPr>
+        <w:t xml:space="preserve">. Every temperature-dependent statement in the paper is about </w:t>
+      </w:r>
+      <m:oMath>
+        <m:r>
+          <m:t>⟨F</m:t>
         </m:r>
         <m:sSub>
           <m:e>
@@ -288,7 +237,7 @@
         <w:rPr>
           <w:i w:val="0"/>
         </w:rPr>
-        <w:t>, the ensemble average of one output over the finite-</w:t>
+        <w:t>, the average of one output over the finite-</w:t>
       </w:r>
       <m:oMath>
         <m:r>
@@ -299,7 +248,7 @@
         <w:rPr>
           <w:i w:val="0"/>
         </w:rPr>
-        <w:t xml:space="preserve"> Gibbs measure, and that average is analytic in </w:t>
+        <w:t xml:space="preserve"> Gibbs measure, a ratio of sums of positive exponentials and so analytic in </w:t>
       </w:r>
       <m:oMath>
         <m:r>
@@ -310,30 +259,7 @@
         <w:rPr>
           <w:i w:val="0"/>
         </w:rPr>
-        <w:t xml:space="preserve"> by inspection: the partition function on a finite lattice is a sum of positive exponentials, and </w:t>
-      </w:r>
-      <m:oMath>
-        <m:r>
-          <m:t>⟨q</m:t>
-        </m:r>
-        <m:sSub>
-          <m:e>
-            <m:r>
-              <m:t>⟩</m:t>
-            </m:r>
-          </m:e>
-          <m:sub>
-            <m:r>
-              <m:t>T</m:t>
-            </m:r>
-          </m:sub>
-        </m:sSub>
-      </m:oMath>
-      <w:r>
-        <w:rPr>
-          <w:i w:val="0"/>
-        </w:rPr>
-        <w:t xml:space="preserve"> is a ratio of two such sums. A phase transition is a singularity of the free energy, and it exists only in the thermodynamic limit; at finite </w:t>
+        <w:t xml:space="preserve">. A phase transition is a singularity of the free energy and exists only in the thermodynamic limit, so neither instrument nor sample contains one; the pipeline produces a sequence of analytic curves indexed by </w:t>
       </w:r>
       <m:oMath>
         <m:r>
@@ -344,27 +270,18 @@
         <w:rPr>
           <w:i w:val="0"/>
         </w:rPr>
-        <w:t xml:space="preserve"> the sharp features are rounded over a window whose width shrinks as </w:t>
-      </w:r>
-      <m:oMath>
-        <m:sSup>
-          <m:e>
-            <m:r>
-              <m:t>L</m:t>
-            </m:r>
-          </m:e>
-          <m:sup>
-            <m:r>
-              <m:t>−1/ν</m:t>
-            </m:r>
-          </m:sup>
-        </m:sSup>
-      </m:oMath>
-      <w:r>
-        <w:rPr>
-          <w:i w:val="0"/>
-        </w:rPr>
-        <w:t>, set by the condition that the correlation length reach the linear size of the system. Neither the instrument nor the sample contains the singularity. What the pipeline produces is a smooth curve whose steepening with system size is governed by the critical exponents, which is why finite-size scaling is not decoration here. It is the only place the singularity enters. Why a softmax output should steepen at the rate the exponents demand is a question the founding paper does not answer, and the answer explains the paper's most striking effect.</w:t>
+        <w:t xml:space="preserve">, whose limit finite-size scaling recovers. Two questions follow. The first is what </w:t>
+      </w:r>
+      <m:oMath>
+        <m:r>
+          <m:t>F</m:t>
+        </m:r>
+      </m:oMath>
+      <w:r>
+        <w:rPr>
+          <w:i w:val="0"/>
+        </w:rPr>
+        <w:t xml:space="preserve"> actually is, settled in the founding paper for one of its three test systems, left open for the other two, and dependent on which record of a configuration is handed over. The second is why an average of a quantity containing no temperature steepens at the rate finite-size scaling requires.</w:t>
       </w:r>
     </w:p>
     <w:p>
@@ -380,7 +297,7 @@
         <w:rPr>
           <w:i w:val="0"/>
         </w:rPr>
-        <w:t xml:space="preserve">Each training configuration carried a binary tag assigned by the temperature at which it had been sampled: below the exact critical temperature it was labelled low-temperature, above it high-temperature. That critical temperature is Onsager's, </w:t>
+        <w:t xml:space="preserve">Each training configuration carried a binary tag set by the temperature at which it had been sampled, the divide being Onsager's closed-form </w:t>
       </w:r>
       <m:oMath>
         <m:sSub>
@@ -426,7 +343,7 @@
         <w:rPr>
           <w:i w:val="0"/>
         </w:rPr>
-        <w:t xml:space="preserve">, known in closed form. The supervision is therefore total. On the square lattice the network was told the answer before it saw a single spin, and Carrasquilla and Melko do not claim to have discovered </w:t>
+        <w:t xml:space="preserve">. The supervision is total: the network was told the answer before it saw a single spin, and Carrasquilla and Melko do not claim to have discovered </w:t>
       </w:r>
       <m:oMath>
         <m:sSub>
@@ -446,15 +363,15 @@
         <w:rPr>
           <w:i w:val="0"/>
         </w:rPr>
-        <w:t xml:space="preserve"> there. A classifier that reproduces a labelling it was trained on has shown only that the labelling is learnable from the raw data, which is not nothing but is not a measurement.</w:t>
-      </w:r>
-    </w:p>
-    <w:p>
-      <w:r>
-        <w:rPr>
-          <w:i w:val="0"/>
-        </w:rPr>
-        <w:t xml:space="preserve">What makes the paper a founding result is what happens next. The square-lattice-trained network was handed Monte Carlo configurations of the ferromagnetic Ising model on the triangular lattice at </w:t>
+        <w:t xml:space="preserve"> there. A classifier that reproduces a labelling it was trained on has shown only that the labelling is learnable from raw data, which is not a measurement.</w:t>
+      </w:r>
+    </w:p>
+    <w:p>
+      <w:r>
+        <w:rPr>
+          <w:i w:val="0"/>
+        </w:rPr>
+        <w:t xml:space="preserve">What makes the paper a founding result is what happens next. The square-lattice-trained network was handed configurations of the ferromagnetic Ising model on the triangular lattice at </w:t>
       </w:r>
       <m:oMath>
         <m:r>
@@ -465,7 +382,7 @@
         <w:rPr>
           <w:i w:val="0"/>
         </w:rPr>
-        <w:t xml:space="preserve">, with no information about the Hamiltonian, the lattice geometry, or even the locality of the interactions. The two output neurons were averaged over the test set at each temperature; where the averaged curves cross, the network is undecided, and that crossing was taken as the estimate of the transition. It gave </w:t>
+        <w:t xml:space="preserve">, with no information about the Hamiltonian, the lattice, or the locality of the interactions. The two output neurons were averaged over the test set at each temperature, and the crossing of those curves, where the network is undecided, was taken as the transition: </w:t>
       </w:r>
       <m:oMath>
         <m:sSub>
@@ -488,7 +405,7 @@
         <w:rPr>
           <w:i w:val="0"/>
         </w:rPr>
-        <w:t xml:space="preserve"> against the exact triangular-lattice value </w:t>
+        <w:t xml:space="preserve"> against the exact </w:t>
       </w:r>
       <m:oMath>
         <m:r>
@@ -508,23 +425,23 @@
         <w:rPr>
           <w:i w:val="0"/>
         </w:rPr>
-        <w:t>, a crossing at a single lattice size with no scaling analysis in it.</w:t>
-      </w:r>
-    </w:p>
-    <w:p>
-      <w:r>
-        <w:rPr>
-          <w:i w:val="0"/>
-        </w:rPr>
-        <w:t>Because the two softmax outputs are complementary and sum to one, their crossing is precisely where each equals one half. This is the origin of the one-half criterion that later work adopted as standard, though the original text speaks of the crossing rather than writing the number. The companion paper by Kelvin Ch'ng, Carrasquilla, Melko and Ehsan Khatami states it plainly, calling the crossing the point of maximal confusion, and notes that the averaged output is noisy enough to need a third-degree polynomial fitted near it.</w:t>
-      </w:r>
-    </w:p>
-    <w:p>
-      <w:r>
-        <w:rPr>
-          <w:i w:val="0"/>
-        </w:rPr>
-        <w:t xml:space="preserve">The finite-size scaling usually attributed to the original paper appears only in the published version, not in the preprint. There the averaged output for the ferromagnetic class, taken at system sizes up to </w:t>
+        <w:t>, at one size with no scaling in it.</w:t>
+      </w:r>
+    </w:p>
+    <w:p>
+      <w:r>
+        <w:rPr>
+          <w:i w:val="0"/>
+        </w:rPr>
+        <w:t>Because the two softmax outputs are complementary and sum to one, their crossing is precisely where each equals one half, which is the origin of the one-half criterion later work adopted as standard. The original text speaks only of the crossing; the companion paper by Kelvin Ch'ng, Carrasquilla, Melko and Ehsan Khatami writes the number out and calls it maximal confusion.</w:t>
+      </w:r>
+    </w:p>
+    <w:p>
+      <w:r>
+        <w:rPr>
+          <w:i w:val="0"/>
+        </w:rPr>
+        <w:t xml:space="preserve">The finite-size scaling usually attributed to the original paper appears only in the published version, not the preprint. There the averaged output for the ferromagnetic class, at sizes up to </w:t>
       </w:r>
       <m:oMath>
         <m:r>
@@ -581,7 +498,7 @@
         <w:rPr>
           <w:i w:val="0"/>
         </w:rPr>
-        <w:t xml:space="preserve"> the reduced temperature. The collapse returns </w:t>
+        <w:t xml:space="preserve"> the reduced temperature. The values quoted from that collapse by Dongkyu Kim and Dong-Hee Kim, and by Vladislav Chertenkov, Evgeni Burovski and Lev Shchur, who had that version in hand, are </w:t>
       </w:r>
       <m:oMath>
         <m:sSub>
@@ -615,7 +532,30 @@
         <w:rPr>
           <w:i w:val="0"/>
         </w:rPr>
-        <w:t xml:space="preserve">, against the exact 2.269 and the exact two-dimensional Ising value </w:t>
+        <w:t xml:space="preserve">, with </w:t>
+      </w:r>
+      <m:oMath>
+        <m:sSub>
+          <m:e>
+            <m:r>
+              <m:t>T</m:t>
+            </m:r>
+          </m:e>
+          <m:sub>
+            <m:r>
+              <m:t>c</m:t>
+            </m:r>
+          </m:sub>
+        </m:sSub>
+        <m:r>
+          <m:t>=3.65(1)</m:t>
+        </m:r>
+      </m:oMath>
+      <w:r>
+        <w:rPr>
+          <w:i w:val="0"/>
+        </w:rPr>
+        <w:t xml:space="preserve"> on the triangular lattice. The exponent agrees with the exact two-dimensional Ising </w:t>
       </w:r>
       <m:oMath>
         <m:r>
@@ -626,30 +566,7 @@
         <w:rPr>
           <w:i w:val="0"/>
         </w:rPr>
-        <w:t xml:space="preserve">, and </w:t>
-      </w:r>
-      <m:oMath>
-        <m:sSub>
-          <m:e>
-            <m:r>
-              <m:t>T</m:t>
-            </m:r>
-          </m:e>
-          <m:sub>
-            <m:r>
-              <m:t>c</m:t>
-            </m:r>
-          </m:sub>
-        </m:sSub>
-        <m:r>
-          <m:t>=3.65(1)</m:t>
-        </m:r>
-      </m:oMath>
-      <w:r>
-        <w:rPr>
-          <w:i w:val="0"/>
-        </w:rPr>
-        <w:t xml:space="preserve"> on the triangular lattice. The network's own output, treated as a physical observable, yields a critical temperature and a correlation-length exponent.</w:t>
+        <w:t>; the temperature does not quite agree, since the interval reaches only 2.268 while the exact 2.2692 sits about one and a half quoted standard deviations above it. That is a mild tension rather than a discrepancy, worth naming rather than rounding away, since this chapter keeps meeting the habit of reading a machine-learned crossing as sharper than it is.</w:t>
       </w:r>
     </w:p>
     <w:p>
@@ -665,7 +582,7 @@
         <w:rPr>
           <w:i w:val="0"/>
         </w:rPr>
-        <w:t>Carrasquilla and Melko did not leave the mechanism to speculation, constructing an analytic replacement for the hidden layer using three Heaviside perceptrons, with weights and biases arranged so that the pre-activations reduce to</w:t>
+        <w:t>Carrasquilla and Melko did not leave the mechanism to speculation, building an analytic replacement for the hidden layer out of three Heaviside perceptrons whose pre-activations reduce to</w:t>
       </w:r>
     </w:p>
     <w:p>
@@ -768,7 +685,7 @@
         <w:rPr>
           <w:i w:val="0"/>
         </w:rPr>
-        <w:t xml:space="preserve"> acts as a magnetization threshold. Two of the perceptrons fire on polarized states and the third on states that are either polarized up or unpolarized. This hand-built network, given the triangular-lattice task with no knowledge of either critical temperature, returns </w:t>
+        <w:t xml:space="preserve"> is a magnetization threshold, so that two perceptrons fire on polarized states and the third on states either polarized up or unpolarized. Given the triangular-lattice task with no knowledge of either critical temperature, it returns </w:t>
       </w:r>
       <m:oMath>
         <m:sSub>
@@ -791,7 +708,7 @@
         <w:rPr>
           <w:i w:val="0"/>
         </w:rPr>
-        <w:t xml:space="preserve">, under one per cent from exact. A genuine three-sigmoid network, trained numerically, then showed its pre-activations becoming approximately linear in </w:t>
+        <w:t xml:space="preserve">, under one per cent from the exact value. A trained three-sigmoid network then showed its pre-activations becoming approximately linear in </w:t>
       </w:r>
       <m:oMath>
         <m:r>
@@ -802,15 +719,18 @@
         <w:rPr>
           <w:i w:val="0"/>
         </w:rPr>
-        <w:t xml:space="preserve"> over the course of training.</w:t>
-      </w:r>
-    </w:p>
-    <w:p>
-      <w:r>
-        <w:rPr>
-          <w:i w:val="0"/>
-        </w:rPr>
-        <w:t xml:space="preserve">The summary Carrasquilla and Melko give is that networks encode information about conventional ordered phases by learning the order parameter of the phase. That claim is conditioned on a detail of the data generation that surfaced twenty-one months after the preprint went up. Philippe Suchsland and Stefan Wessel pointed out that the low-temperature training set was produced with the Wolff cluster algorithm, which yields strongly polarized configurations containing no extended domain walls. Once such configurations are included in quantity, as happens naturally when the sampler uses local spin updates, the hidden-layer activations of a fully connected network show no clear overall relation to the magnetization except at large </w:t>
+        <w:t xml:space="preserve">, the evidence offered for the claim that networks encode conventional ordered phases by learning the order parameter. That claim is conditioned on the data. Philippe Suchsland and Stefan Wessel later observed that the low-temperature training set came from the Wolff cluster algorithm, whose output is strongly polarized and free of extended domain walls; admitting such walls leaves the activations tracking energy and magnetization together. For the first of the three systems, </w:t>
+      </w:r>
+      <m:oMath>
+        <m:r>
+          <m:t>F</m:t>
+        </m:r>
+      </m:oMath>
+      <w:r>
+        <w:rPr>
+          <w:i w:val="0"/>
+        </w:rPr>
+        <w:t xml:space="preserve"> is a smoothed threshold on </w:t>
       </w:r>
       <m:oMath>
         <m:d>
@@ -830,198 +750,7 @@
         <w:rPr>
           <w:i w:val="0"/>
         </w:rPr>
-        <w:t>, and instead show traces of a linear relation to the configurational energy. The classification then rests on a combined representation of energy and magnetization. A shallow convolutional network with eight fixed two-by-two filters copes with domain walls efficiently because its filters pick up local contributions to both at once.</w:t>
-      </w:r>
-    </w:p>
-    <w:p>
-      <w:r>
-        <w:rPr>
-          <w:i w:val="0"/>
-        </w:rPr>
-        <w:t xml:space="preserve">Sebastian Johann Wetzel and Manuel Scherzer established, for one architecture and one training window, which spin correlations the decision function actually contains. A fully convolutional localization subnetwork with deliberately fixed receptive field feeds an averaging layer that destroys all spatial information, which feeds a fully connected prediction subnetwork. Restricting the receptive field restricts which correlations the decision function can contain, which turns the question into an experiment. At receptive field one by one the decision function is provably a function of </w:t>
-      </w:r>
-      <m:oMath>
-        <m:sSup>
-          <m:e>
-            <m:r>
-              <m:t>N</m:t>
-            </m:r>
-          </m:e>
-          <m:sup>
-            <m:r>
-              <m:t>−1</m:t>
-            </m:r>
-          </m:sup>
-        </m:sSup>
-        <m:nary>
-          <m:naryPr>
-            <m:chr m:val="∑"/>
-            <m:limLoc m:val="subSup"/>
-            <m:grow m:val="1"/>
-            <m:subHide m:val="off"/>
-            <m:supHide m:val="on"/>
-          </m:naryPr>
-          <m:sub>
-            <m:r>
-              <m:t>i</m:t>
-            </m:r>
-          </m:sub>
-          <m:sup/>
-          <m:e>
-            <m:sSub>
-              <m:e>
-                <m:r>
-                  <m:t>σ</m:t>
-                </m:r>
-              </m:e>
-              <m:sub>
-                <m:r>
-                  <m:t>i</m:t>
-                </m:r>
-              </m:sub>
-            </m:sSub>
-          </m:e>
-        </m:nary>
-      </m:oMath>
-      <w:r>
-        <w:rPr>
-          <w:i w:val="0"/>
-        </w:rPr>
-        <w:t xml:space="preserve"> alone, because </w:t>
-      </w:r>
-      <m:oMath>
-        <m:sSubSup>
-          <m:e>
-            <m:r>
-              <m:t>σ</m:t>
-            </m:r>
-          </m:e>
-          <m:sub>
-            <m:r>
-              <m:t>i</m:t>
-            </m:r>
-          </m:sub>
-          <m:sup>
-            <m:r>
-              <m:t>2</m:t>
-            </m:r>
-          </m:sup>
-        </m:sSubSup>
-        <m:r>
-          <m:t>=1</m:t>
-        </m:r>
-      </m:oMath>
-      <w:r>
-        <w:rPr>
-          <w:i w:val="0"/>
-        </w:rPr>
-        <w:t xml:space="preserve"> collapses every power of a single spin to </w:t>
-      </w:r>
-      <m:oMath>
-        <m:r>
-          <m:t>1</m:t>
-        </m:r>
-      </m:oMath>
-      <w:r>
-        <w:rPr>
-          <w:i w:val="0"/>
-        </w:rPr>
-        <w:t xml:space="preserve"> or </w:t>
-      </w:r>
-      <m:oMath>
-        <m:sSub>
-          <m:e>
-            <m:r>
-              <m:t>σ</m:t>
-            </m:r>
-          </m:e>
-          <m:sub>
-            <m:r>
-              <m:t>i</m:t>
-            </m:r>
-          </m:sub>
-        </m:sSub>
-      </m:oMath>
-      <w:r>
-        <w:rPr>
-          <w:i w:val="0"/>
-        </w:rPr>
-        <w:t xml:space="preserve">, truncating the expansion to affine form. Trained on Ising configurations sampled below </w:t>
-      </w:r>
-      <m:oMath>
-        <m:r>
-          <m:t>T=1.6</m:t>
-        </m:r>
-      </m:oMath>
-      <w:r>
-        <w:rPr>
-          <w:i w:val="0"/>
-        </w:rPr>
-        <w:t xml:space="preserve"> and above </w:t>
-      </w:r>
-      <m:oMath>
-        <m:r>
-          <m:t>T=2.9</m:t>
-        </m:r>
-      </m:oMath>
-      <w:r>
-        <w:rPr>
-          <w:i w:val="0"/>
-        </w:rPr>
-        <w:t xml:space="preserve"> at </w:t>
-      </w:r>
-      <m:oMath>
-        <m:r>
-          <m:t>L=28</m:t>
-        </m:r>
-      </m:oMath>
-      <w:r>
-        <w:rPr>
-          <w:i w:val="0"/>
-        </w:rPr>
-        <w:t xml:space="preserve">, that network's latent prediction correlates perfectly with </w:t>
-      </w:r>
-      <m:oMath>
-        <m:d>
-          <m:dPr>
-            <m:begChr m:val="|"/>
-            <m:sepChr m:val=""/>
-            <m:endChr m:val="|"/>
-          </m:dPr>
-          <m:e>
-            <m:r>
-              <m:t>m</m:t>
-            </m:r>
-          </m:e>
-        </m:d>
-      </m:oMath>
-      <w:r>
-        <w:rPr>
-          <w:i w:val="0"/>
-        </w:rPr>
-        <w:t xml:space="preserve"> and not with the average product of neighbouring spins, and its crossing locates the transition only to </w:t>
-      </w:r>
-      <m:oMath>
-        <m:r>
-          <m:t>T=2.5±0.5</m:t>
-        </m:r>
-      </m:oMath>
-      <w:r>
-        <w:rPr>
-          <w:i w:val="0"/>
-        </w:rPr>
-        <w:t xml:space="preserve">. At receptive field one by two the latent prediction instead tracks the average nearest-neighbour product, which is the energy per site up to the coupling and the coordination number; the crossing tightens to </w:t>
-      </w:r>
-      <m:oMath>
-        <m:r>
-          <m:t>2.25±0.25</m:t>
-        </m:r>
-      </m:oMath>
-      <w:r>
-        <w:rPr>
-          <w:i w:val="0"/>
-        </w:rPr>
-        <w:t xml:space="preserve"> and the loss drops sharply. Enlarging the field to the full 28 by 28 buys no further reduction in loss. Two quantities enter, magnetization and energy per spin, and nothing beyond nearest-neighbour correlations does.</w:t>
+        <w:t>, subject to how the configurations were generated.</w:t>
       </w:r>
     </w:p>
     <w:p>
@@ -1037,7 +766,7 @@
         <w:rPr>
           <w:i w:val="0"/>
         </w:rPr>
-        <w:t xml:space="preserve">The second system in the paper is two-dimensional square ice, which places Ising spins on the bonds of a square lattice with </w:t>
+        <w:t xml:space="preserve">The second system is square ice, Ising spins on the bonds of a square lattice with </w:t>
       </w:r>
       <m:oMath>
         <m:r>
@@ -1082,7 +811,7 @@
         <w:rPr>
           <w:i w:val="0"/>
         </w:rPr>
-        <w:t xml:space="preserve">, where the vertex charge </w:t>
+        <w:t xml:space="preserve">, the vertex charge </w:t>
       </w:r>
       <m:oMath>
         <m:sSub>
@@ -1139,15 +868,15 @@
         <w:rPr>
           <w:i w:val="0"/>
         </w:rPr>
-        <w:t xml:space="preserve"> sums the four spins meeting at a vertex. The zero-temperature manifold is extensively degenerate, a Coulomb phase in which coarse-graining the spins into a flux field turns the two-in-two-out ice rule into a divergence-free condition, so that maximizing entropy gives dipolar correlations falling off as a power of distance. No symmetry is broken. The two classes handed to the network were ground states and high-temperature states.</w:t>
-      </w:r>
-    </w:p>
-    <w:p>
-      <w:r>
-        <w:rPr>
-          <w:i w:val="0"/>
-        </w:rPr>
-        <w:t xml:space="preserve">It is worth being exact about what is missing, because the usual formulation overstates it. What square ice lacks is an order parameter in the symmetry-breaking sense: no local quantity acquires a nonzero expectation value below a transition while vanishing above it. What it does not lack is a separating average. The Hamiltonian is a sum of squared vertex charges, so the two ensembles differ in energy density by construction. Every ground state has </w:t>
+        <w:t xml:space="preserve"> summing the four spins meeting at a vertex. The zero-temperature manifold is extensively degenerate, a Coulomb phase: coarse-graining the spins into a flux field turns the ice rule into a divergence-free condition, and maximizing entropy then gives dipolar correlations decaying as a power of distance, with no symmetry broken. The two classes were ground states and high-temperature states, whose correlations decay exponentially.</w:t>
+      </w:r>
+    </w:p>
+    <w:p>
+      <w:r>
+        <w:rPr>
+          <w:i w:val="0"/>
+        </w:rPr>
+        <w:t xml:space="preserve">Square ice lacks an order parameter in the symmetry-breaking sense: no local quantity acquires a nonzero expectation value below a transition while vanishing above it. What it does not lack is a separating average. Every ground state has </w:t>
       </w:r>
       <m:oMath>
         <m:sSub>
@@ -1201,15 +930,7 @@
         <w:rPr>
           <w:i w:val="0"/>
         </w:rPr>
-        <w:t>. The density of ice-rule violations is an ordinary local average, and it separates the classes perfectly.</w:t>
-      </w:r>
-    </w:p>
-    <w:p>
-      <w:r>
-        <w:rPr>
-          <w:i w:val="0"/>
-        </w:rPr>
-        <w:t>What is hard is computing it from the input the network was given. Expanding the square,</w:t>
+        <w:t>. Expanding the square,</w:t>
       </w:r>
     </w:p>
     <w:p>
@@ -1291,7 +1012,7 @@
         <w:rPr>
           <w:i w:val="0"/>
         </w:rPr>
-        <w:t xml:space="preserve">so the energy density is a quadratic form in the raw spins, supported on the six pairs of bonds that meet at each vertex and on no others. The same hundred-unit fully connected network was fed </w:t>
+        <w:t xml:space="preserve">so the energy density is a quadratic form in the raw spins, supported on the six pairs of bonds at each vertex and on no others. The same hundred-unit network was fed </w:t>
       </w:r>
       <m:oMath>
         <m:r>
@@ -1302,7 +1023,7 @@
         <w:rPr>
           <w:i w:val="0"/>
         </w:rPr>
-        <w:t xml:space="preserve"> raw bond spins in a fixed but arbitrary ordering, with no statement of which spins share a vertex, and separated the classes with 99% accuracy. Those 512 bonds form 130,816 distinct pairs, of which the same-vertex pairs number 256 vertices times six pairs each, or 1,536, a little over one per cent of the candidates. The network has to find those and weight nothing else. The reading Carrasquilla and Melko give is that the learning capability extends beyond encoding order parameters to detecting differences in higher-order correlation functions. That is accurate, and more literal than it is usually taken to be: the correlator detected is a two-spin correlator at the shortest possible separation, summed over vertices, and not the long-distance decay law that defines the Coulomb phase.</w:t>
+        <w:t xml:space="preserve"> raw bond spins with no statement of which spins share a vertex, and separated the classes with 99% accuracy. Those 512 bonds form 130,816 pairs, of which 1,536 are same-vertex pairs, a little over one per cent. Carrasquilla and Melko read this as learning that reaches beyond order parameters to higher-order correlation functions, which is accurate and worth taking literally: the correlator detected sits at the shortest possible separation, not in the long-distance decay law that defines the Coulomb phase.</w:t>
       </w:r>
     </w:p>
     <w:p>
@@ -1380,15 +1101,15 @@
         <w:rPr>
           <w:i w:val="0"/>
         </w:rPr>
-        <w:t>, with spins on the bonds of a square lattice and the product taken around each elementary plaquette. Its ground-state manifold coincides with that of the toric code. Spin-spin correlations decay exponentially, and by Elitzur's theorem a local gauge symmetry cannot be spontaneously broken, so again no symmetry-breaking order parameter exists.</w:t>
-      </w:r>
-    </w:p>
-    <w:p>
-      <w:r>
-        <w:rPr>
-          <w:i w:val="0"/>
-        </w:rPr>
-        <w:t xml:space="preserve">Here the fully connected network fails outright. It cannot exceed 50% accuracy, which on a two-class problem is guessing. A convolutional network succeeds completely: 64 filters of size two by two on each of the two sublattices, unit stride, no padding, periodic boundary conditions, ReLU, then a 64-unit fully connected ReLU layer with dropout and a two-output softmax. Trained on configurations at </w:t>
+        <w:t>, with spins on the bonds and the product taken around each elementary plaquette. Its ground-state manifold coincides with that of the toric code, spin-spin correlations decay exponentially, and by Elitzur's theorem a local gauge symmetry cannot be spontaneously broken, so again no symmetry-breaking order parameter exists.</w:t>
+      </w:r>
+    </w:p>
+    <w:p>
+      <w:r>
+        <w:rPr>
+          <w:i w:val="0"/>
+        </w:rPr>
+        <w:t xml:space="preserve">Here the fully connected network fails outright, never exceeding the 50% accuracy that on a two-class problem is guessing. A convolutional network succeeds completely: 64 two-by-two ReLU filters on each sublattice, then a 64-unit fully connected ReLU layer with dropout and a two-output softmax. Trained at </w:t>
       </w:r>
       <m:oMath>
         <m:r>
@@ -1410,7 +1131,7 @@
         <w:rPr>
           <w:i w:val="0"/>
         </w:rPr>
-        <w:t xml:space="preserve">, it reaches 100% accuracy on a test set of </w:t>
+        <w:t xml:space="preserve">, it reaches 100% accuracy on </w:t>
       </w:r>
       <m:oMath>
         <m:sSup>
@@ -1430,23 +1151,23 @@
         <w:rPr>
           <w:i w:val="0"/>
         </w:rPr>
-        <w:t xml:space="preserve"> configurations. Read at that level, the result says a convolutional network has learned to recognize topological order.</w:t>
-      </w:r>
-    </w:p>
-    <w:p>
-      <w:r>
-        <w:rPr>
-          <w:i w:val="0"/>
-        </w:rPr>
-        <w:t>The appendix says otherwise. Two controls were run. In the first, one spin is flipped every second plaquette, and separately every eighth. This preserves the topological order while violating the local energetic constraints, and accuracy collapses to 50% and 55% respectively. In the second, ground states are cut into four pieces and restitched from pieces belonging to different ground states, which destroys the extended closed-loop structure and the topological degeneracy while leaving the local constraints satisfied almost everywhere. The network still classifies the mutilated states as ground states with high confidence. The conclusion Carrasquilla and Melko draw is unambiguous: "local constraints are the only features that the CNN relies on". An analytic toy convolutional network with sixteen two-by-two filters per sublattice, which does nothing but enumerate the eight satisfied and eight unsatisfied plaquette configurations, also reaches 100%.</w:t>
-      </w:r>
-    </w:p>
-    <w:p>
-      <w:r>
-        <w:rPr>
-          <w:i w:val="0"/>
-        </w:rPr>
-        <w:t xml:space="preserve">Pedro Ponte and Melko later made the mechanism countable by replacing the network with a support vector machine using a polynomial kernel </w:t>
+        <w:t xml:space="preserve"> test configurations. A network has apparently learned to recognize topological order.</w:t>
+      </w:r>
+    </w:p>
+    <w:p>
+      <w:r>
+        <w:rPr>
+          <w:i w:val="0"/>
+        </w:rPr>
+        <w:t>The appendix says otherwise. Flipping one spin every second plaquette, and separately every eighth, preserves the topological order while violating local energetic constraints, and accuracy collapses to 50% and 55%. Restitching a state from pieces of four different ground states destroys the closed-loop structure and the topological degeneracy while leaving local constraints satisfied almost everywhere, and the network still calls the result a ground state with high confidence. Local constraints, Carrasquilla and Melko conclude, are the only features the convolutional network relies on. An analytic toy network with sixteen two-by-two filters per sublattice, enumerating the eight satisfied and eight unsatisfied plaquette configurations, also reaches 100%.</w:t>
+      </w:r>
+    </w:p>
+    <w:p>
+      <w:r>
+        <w:rPr>
+          <w:i w:val="0"/>
+        </w:rPr>
+        <w:t xml:space="preserve">Pedro Ponte and Melko later made the threshold countable, replacing the network with a support vector machine whose polynomial kernel </w:t>
       </w:r>
       <m:oMath>
         <m:r>
@@ -1511,12 +1232,182 @@
         <w:rPr>
           <w:i w:val="0"/>
         </w:rPr>
-        <w:t xml:space="preserve">, for which the decision function can be written down explicitly. On the two-dimensional Ising model between </w:t>
-      </w:r>
-      <m:oMath>
-        <m:r>
-          <m:t>T=1.6</m:t>
-        </m:r>
+        <w:t xml:space="preserve"> writes the decision function in monomials of degree at most </w:t>
+      </w:r>
+      <m:oMath>
+        <m:r>
+          <m:t>k</m:t>
+        </m:r>
+      </m:oMath>
+      <w:r>
+        <w:rPr>
+          <w:i w:val="0"/>
+        </w:rPr>
+        <w:t xml:space="preserve">. For the gauge theory at </w:t>
+      </w:r>
+      <m:oMath>
+        <m:r>
+          <m:t>T=0</m:t>
+        </m:r>
+      </m:oMath>
+      <w:r>
+        <w:rPr>
+          <w:i w:val="0"/>
+        </w:rPr>
+        <w:t xml:space="preserve"> against </w:t>
+      </w:r>
+      <m:oMath>
+        <m:r>
+          <m:t>T=∞</m:t>
+        </m:r>
+      </m:oMath>
+      <w:r>
+        <w:rPr>
+          <w:i w:val="0"/>
+        </w:rPr>
+        <w:t>, every kernel of degree below four returns about 50%, and degree four converges to 100%.</w:t>
+      </w:r>
+    </w:p>
+    <w:p>
+      <w:r>
+        <w:rPr>
+          <w:i w:val="0"/>
+        </w:rPr>
+        <w:t>Underneath that floor is a degeneracy of first moments. A local gauge transformation flips the four bond spins meeting at a site, and by Elitzur's theorem no operator that fails to be invariant under it can carry a nonzero expectation value. A product of bond spins is gauge invariant only when the bonds close a loop, and the shortest closed loop here is the plaquette, four bonds long. Products of one, two or three bond spins cannot close, so every such expectation value vanishes across the zero-temperature manifold, and at infinite temperature the spins are independent with zero mean and those expectations vanish again. The two ensembles agree on the mean of every monomial of degree three or less.</w:t>
+      </w:r>
+    </w:p>
+    <w:p>
+      <w:r>
+        <w:rPr>
+          <w:i w:val="0"/>
+        </w:rPr>
+        <w:t xml:space="preserve">That is a statement about first moments, not an impossibility theorem, since a degree-two rule that beats chance exists. Take the four bonds of one plaquette and form </w:t>
+      </w:r>
+      <m:oMath>
+        <m:r>
+          <m:t>d=</m:t>
+        </m:r>
+        <m:sSub>
+          <m:e>
+            <m:r>
+              <m:t>σ</m:t>
+            </m:r>
+          </m:e>
+          <m:sub>
+            <m:r>
+              <m:t>1</m:t>
+            </m:r>
+          </m:sub>
+        </m:sSub>
+        <m:sSub>
+          <m:e>
+            <m:r>
+              <m:t>σ</m:t>
+            </m:r>
+          </m:e>
+          <m:sub>
+            <m:r>
+              <m:t>2</m:t>
+            </m:r>
+          </m:sub>
+        </m:sSub>
+        <m:r>
+          <m:t>+</m:t>
+        </m:r>
+        <m:sSub>
+          <m:e>
+            <m:r>
+              <m:t>σ</m:t>
+            </m:r>
+          </m:e>
+          <m:sub>
+            <m:r>
+              <m:t>3</m:t>
+            </m:r>
+          </m:sub>
+        </m:sSub>
+        <m:sSub>
+          <m:e>
+            <m:r>
+              <m:t>σ</m:t>
+            </m:r>
+          </m:e>
+          <m:sub>
+            <m:r>
+              <m:t>4</m:t>
+            </m:r>
+          </m:sub>
+        </m:sSub>
+      </m:oMath>
+      <w:r>
+        <w:rPr>
+          <w:i w:val="0"/>
+        </w:rPr>
+        <w:t xml:space="preserve">. In the ground-state manifold the plaquette product is </w:t>
+      </w:r>
+      <m:oMath>
+        <m:r>
+          <m:t>+1</m:t>
+        </m:r>
+      </m:oMath>
+      <w:r>
+        <w:rPr>
+          <w:i w:val="0"/>
+        </w:rPr>
+        <w:t xml:space="preserve">, so </w:t>
+      </w:r>
+      <m:oMath>
+        <m:sSub>
+          <m:e>
+            <m:r>
+              <m:t>σ</m:t>
+            </m:r>
+          </m:e>
+          <m:sub>
+            <m:r>
+              <m:t>1</m:t>
+            </m:r>
+          </m:sub>
+        </m:sSub>
+        <m:sSub>
+          <m:e>
+            <m:r>
+              <m:t>σ</m:t>
+            </m:r>
+          </m:e>
+          <m:sub>
+            <m:r>
+              <m:t>2</m:t>
+            </m:r>
+          </m:sub>
+        </m:sSub>
+        <m:r>
+          <m:t>=</m:t>
+        </m:r>
+        <m:sSub>
+          <m:e>
+            <m:r>
+              <m:t>σ</m:t>
+            </m:r>
+          </m:e>
+          <m:sub>
+            <m:r>
+              <m:t>3</m:t>
+            </m:r>
+          </m:sub>
+        </m:sSub>
+        <m:sSub>
+          <m:e>
+            <m:r>
+              <m:t>σ</m:t>
+            </m:r>
+          </m:e>
+          <m:sub>
+            <m:r>
+              <m:t>4</m:t>
+            </m:r>
+          </m:sub>
+        </m:sSub>
       </m:oMath>
       <w:r>
         <w:rPr>
@@ -1526,92 +1417,579 @@
       </w:r>
       <m:oMath>
         <m:r>
-          <m:t>T=2.9</m:t>
-        </m:r>
-      </m:oMath>
-      <w:r>
-        <w:rPr>
-          <w:i w:val="0"/>
-        </w:rPr>
-        <w:t xml:space="preserve"> the quadratic kernel reaches about 97% mean test accuracy at </w:t>
-      </w:r>
-      <m:oMath>
-        <m:r>
-          <m:t>L=40</m:t>
-        </m:r>
-      </m:oMath>
-      <w:r>
-        <w:rPr>
-          <w:i w:val="0"/>
-        </w:rPr>
-        <w:t xml:space="preserve"> from a few dozen training samples, and its decision function coincides with the squared magnetization per spin once a scale and offset are fixed. For the gauge theory at </w:t>
-      </w:r>
-      <m:oMath>
-        <m:r>
-          <m:t>T=0</m:t>
-        </m:r>
-      </m:oMath>
-      <w:r>
-        <w:rPr>
-          <w:i w:val="0"/>
-        </w:rPr>
-        <w:t xml:space="preserve"> against </w:t>
-      </w:r>
-      <m:oMath>
-        <m:r>
-          <m:t>T=∞</m:t>
-        </m:r>
-      </m:oMath>
-      <w:r>
-        <w:rPr>
-          <w:i w:val="0"/>
-        </w:rPr>
-        <w:t>, every kernel of degree below four gives about 50%, and degree four converges to 100%. The classifier has to reconstruct the four-spin plaquette term of the Hamiltonian to evaluate whether the local constraint is satisfied, and no lower-order function of the spins will serve.</w:t>
-      </w:r>
-    </w:p>
-    <w:p>
-      <w:r>
-        <w:rPr>
-          <w:i w:val="0"/>
-        </w:rPr>
-        <w:t xml:space="preserve">The degree is what separates the two constrained systems. Square ice requires a degree-two local term and the gauge theory a degree-four one, and a fully connected network handed unstructured input succeeds on the first and fails on the second, which is what one should expect. Candidate pairs among </w:t>
-      </w:r>
-      <m:oMath>
-        <m:r>
-          <m:t>N</m:t>
-        </m:r>
-      </m:oMath>
-      <w:r>
-        <w:rPr>
-          <w:i w:val="0"/>
-        </w:rPr>
-        <w:t xml:space="preserve"> inputs grow as </w:t>
-      </w:r>
-      <m:oMath>
+          <m:t>d=±2</m:t>
+        </m:r>
+      </m:oMath>
+      <w:r>
+        <w:rPr>
+          <w:i w:val="0"/>
+        </w:rPr>
+        <w:t xml:space="preserve">; at infinite temperature </w:t>
+      </w:r>
+      <m:oMath>
+        <m:r>
+          <m:t>d</m:t>
+        </m:r>
+      </m:oMath>
+      <w:r>
+        <w:rPr>
+          <w:i w:val="0"/>
+        </w:rPr>
+        <w:t xml:space="preserve"> is </w:t>
+      </w:r>
+      <m:oMath>
+        <m:r>
+          <m:t>2</m:t>
+        </m:r>
+      </m:oMath>
+      <w:r>
+        <w:rPr>
+          <w:i w:val="0"/>
+        </w:rPr>
+        <w:t xml:space="preserve">, </w:t>
+      </w:r>
+      <m:oMath>
+        <m:r>
+          <m:t>0</m:t>
+        </m:r>
+      </m:oMath>
+      <w:r>
+        <w:rPr>
+          <w:i w:val="0"/>
+        </w:rPr>
+        <w:t xml:space="preserve"> or </w:t>
+      </w:r>
+      <m:oMath>
+        <m:r>
+          <m:t>−2</m:t>
+        </m:r>
+      </m:oMath>
+      <w:r>
+        <w:rPr>
+          <w:i w:val="0"/>
+        </w:rPr>
+        <w:t xml:space="preserve"> with probabilities </w:t>
+      </w:r>
+      <m:oMath>
+        <m:f>
+          <m:fPr>
+            <m:type m:val="lin"/>
+          </m:fPr>
+          <m:num>
+            <m:r>
+              <m:t>1</m:t>
+            </m:r>
+          </m:num>
+          <m:den>
+            <m:r>
+              <m:t>4</m:t>
+            </m:r>
+          </m:den>
+        </m:f>
+      </m:oMath>
+      <w:r>
+        <w:rPr>
+          <w:i w:val="0"/>
+        </w:rPr>
+        <w:t xml:space="preserve">, </w:t>
+      </w:r>
+      <m:oMath>
+        <m:f>
+          <m:fPr>
+            <m:type m:val="lin"/>
+          </m:fPr>
+          <m:num>
+            <m:r>
+              <m:t>1</m:t>
+            </m:r>
+          </m:num>
+          <m:den>
+            <m:r>
+              <m:t>2</m:t>
+            </m:r>
+          </m:den>
+        </m:f>
+      </m:oMath>
+      <w:r>
+        <w:rPr>
+          <w:i w:val="0"/>
+        </w:rPr>
+        <w:t xml:space="preserve">, </w:t>
+      </w:r>
+      <m:oMath>
+        <m:f>
+          <m:fPr>
+            <m:type m:val="lin"/>
+          </m:fPr>
+          <m:num>
+            <m:r>
+              <m:t>1</m:t>
+            </m:r>
+          </m:num>
+          <m:den>
+            <m:r>
+              <m:t>4</m:t>
+            </m:r>
+          </m:den>
+        </m:f>
+      </m:oMath>
+      <w:r>
+        <w:rPr>
+          <w:i w:val="0"/>
+        </w:rPr>
+        <w:t xml:space="preserve">. Thresholding at </w:t>
+      </w:r>
+      <m:oMath>
+        <m:r>
+          <m:t>d&gt;1</m:t>
+        </m:r>
+      </m:oMath>
+      <w:r>
+        <w:rPr>
+          <w:i w:val="0"/>
+        </w:rPr>
+        <w:t xml:space="preserve"> labels half the ordered configurations correctly and three quarters of the disordered ones, 62.5% balanced accuracy, and a threshold on a quadratic is exactly what a degree-two decision function is. Expanding the indicator shows where the separating content sits,</w:t>
+      </w:r>
+    </w:p>
+    <w:p>
+      <w:pPr>
+        <w:spacing w:before="200" w:after="200"/>
+        <w:ind w:firstLine="0"/>
+        <w:jc w:val="center"/>
+        <w:contextualSpacing w:val="0"/>
+      </w:pPr>
+      <m:oMath>
+        <m:r>
+          <m:t>χ[d&gt;1]=</m:t>
+        </m:r>
+        <m:f>
+          <m:fPr>
+            <m:type m:val="bar"/>
+          </m:fPr>
+          <m:num>
+            <m:argPr>
+              <m:scrLvl m:val="0"/>
+            </m:argPr>
+            <m:r>
+              <m:t>1</m:t>
+            </m:r>
+          </m:num>
+          <m:den>
+            <m:argPr>
+              <m:scrLvl m:val="0"/>
+            </m:argPr>
+            <m:r>
+              <m:t>4</m:t>
+            </m:r>
+          </m:den>
+        </m:f>
+        <m:r>
+          <m:t>(1+</m:t>
+        </m:r>
+        <m:sSub>
+          <m:e>
+            <m:r>
+              <m:t>σ</m:t>
+            </m:r>
+          </m:e>
+          <m:sub>
+            <m:r>
+              <m:t>1</m:t>
+            </m:r>
+          </m:sub>
+        </m:sSub>
+        <m:sSub>
+          <m:e>
+            <m:r>
+              <m:t>σ</m:t>
+            </m:r>
+          </m:e>
+          <m:sub>
+            <m:r>
+              <m:t>2</m:t>
+            </m:r>
+          </m:sub>
+        </m:sSub>
+        <m:r>
+          <m:t>+</m:t>
+        </m:r>
+        <m:sSub>
+          <m:e>
+            <m:r>
+              <m:t>σ</m:t>
+            </m:r>
+          </m:e>
+          <m:sub>
+            <m:r>
+              <m:t>3</m:t>
+            </m:r>
+          </m:sub>
+        </m:sSub>
+        <m:sSub>
+          <m:e>
+            <m:r>
+              <m:t>σ</m:t>
+            </m:r>
+          </m:e>
+          <m:sub>
+            <m:r>
+              <m:t>4</m:t>
+            </m:r>
+          </m:sub>
+        </m:sSub>
+        <m:r>
+          <m:t>+</m:t>
+        </m:r>
+        <m:sSub>
+          <m:e>
+            <m:r>
+              <m:t>σ</m:t>
+            </m:r>
+          </m:e>
+          <m:sub>
+            <m:r>
+              <m:t>1</m:t>
+            </m:r>
+          </m:sub>
+        </m:sSub>
+        <m:sSub>
+          <m:e>
+            <m:r>
+              <m:t>σ</m:t>
+            </m:r>
+          </m:e>
+          <m:sub>
+            <m:r>
+              <m:t>2</m:t>
+            </m:r>
+          </m:sub>
+        </m:sSub>
+        <m:sSub>
+          <m:e>
+            <m:r>
+              <m:t>σ</m:t>
+            </m:r>
+          </m:e>
+          <m:sub>
+            <m:r>
+              <m:t>3</m:t>
+            </m:r>
+          </m:sub>
+        </m:sSub>
+        <m:sSub>
+          <m:e>
+            <m:r>
+              <m:t>σ</m:t>
+            </m:r>
+          </m:e>
+          <m:sub>
+            <m:r>
+              <m:t>4</m:t>
+            </m:r>
+          </m:sub>
+        </m:sSub>
+        <m:r>
+          <m:t>),</m:t>
+        </m:r>
+      </m:oMath>
+    </w:p>
+    <w:p>
+      <w:r>
+        <w:rPr>
+          <w:i w:val="0"/>
+        </w:rPr>
+        <w:t>whose only class-dependent term is the plaquette product: the rule is a lopsided window onto a degree-four invariant, worth twelve and a half points rather than fifty.</w:t>
+      </w:r>
+    </w:p>
+    <w:p>
+      <w:r>
+        <w:rPr>
+          <w:i w:val="0"/>
+        </w:rPr>
+        <w:t xml:space="preserve">What keeps a trained machine from taking even those points is the objective, not the function class. A soft-margin machine minimizes the hinge loss </w:t>
+      </w:r>
+      <m:oMath>
+        <m:r>
+          <m:t>max(0,</m:t>
+        </m:r>
+        <m:r>
+          <m:t>1−yf(σ))</m:t>
+        </m:r>
+      </m:oMath>
+      <w:r>
+        <w:rPr>
+          <w:i w:val="0"/>
+        </w:rPr>
+        <w:t xml:space="preserve"> over polynomials of degree at most </w:t>
+      </w:r>
+      <m:oMath>
+        <m:r>
+          <m:t>k</m:t>
+        </m:r>
+      </m:oMath>
+      <w:r>
+        <w:rPr>
+          <w:i w:val="0"/>
+        </w:rPr>
+        <w:t xml:space="preserve">, plus a norm penalty, and since </w:t>
+      </w:r>
+      <m:oMath>
+        <m:r>
+          <m:t>max(0,</m:t>
+        </m:r>
+        <m:r>
+          <m:t>1−yf)≥1−yf</m:t>
+        </m:r>
+      </m:oMath>
+      <w:r>
+        <w:rPr>
+          <w:i w:val="0"/>
+        </w:rPr>
+        <w:t xml:space="preserve"> the balanced loss is bounded below by </w:t>
+      </w:r>
+      <m:oMath>
+        <m:r>
+          <m:t>1−</m:t>
+        </m:r>
+        <m:f>
+          <m:fPr>
+            <m:type m:val="bar"/>
+          </m:fPr>
+          <m:num>
+            <m:argPr>
+              <m:scrLvl m:val="0"/>
+            </m:argPr>
+            <m:r>
+              <m:t>1</m:t>
+            </m:r>
+          </m:num>
+          <m:den>
+            <m:argPr>
+              <m:scrLvl m:val="0"/>
+            </m:argPr>
+            <m:r>
+              <m:t>2</m:t>
+            </m:r>
+          </m:den>
+        </m:f>
+        <m:r>
+          <m:t>(⟨f</m:t>
+        </m:r>
+        <m:sSub>
+          <m:e>
+            <m:r>
+              <m:t>⟩</m:t>
+            </m:r>
+          </m:e>
+          <m:sub>
+            <m:r>
+              <m:t>0</m:t>
+            </m:r>
+          </m:sub>
+        </m:sSub>
+        <m:r>
+          <m:t>−⟨f</m:t>
+        </m:r>
+        <m:sSub>
+          <m:e>
+            <m:r>
+              <m:t>⟩</m:t>
+            </m:r>
+          </m:e>
+          <m:sub>
+            <m:r>
+              <m:t>∞</m:t>
+            </m:r>
+          </m:sub>
+        </m:sSub>
+        <m:r>
+          <m:t>)</m:t>
+        </m:r>
+      </m:oMath>
+      <w:r>
+        <w:rPr>
+          <w:i w:val="0"/>
+        </w:rPr>
+        <w:t xml:space="preserve">. For </w:t>
+      </w:r>
+      <m:oMath>
+        <m:r>
+          <m:t>k&lt;4</m:t>
+        </m:r>
+      </m:oMath>
+      <w:r>
+        <w:rPr>
+          <w:i w:val="0"/>
+        </w:rPr>
+        <w:t xml:space="preserve"> every monomial in </w:t>
+      </w:r>
+      <m:oMath>
+        <m:r>
+          <m:t>f</m:t>
+        </m:r>
+      </m:oMath>
+      <w:r>
+        <w:rPr>
+          <w:i w:val="0"/>
+        </w:rPr>
+        <w:t xml:space="preserve"> has the same mean in both ensembles, so the bound is one, the constant function attains it, and the norm penalty prefers the constant to anything that merely ties. The 62.5% rule does tie, at any scaling small enough that neither hinge clips, and does worse beyond. Chance accuracy therefore follows from a flat objective rather than a small function class, and lands near rather than exactly at fifty per cent because a finite training set fluctuates. Even a machine scored on raw error count, which has no such flatness, would have to find one complementary pairing of one plaquette: 256 plaquettes times three pairings is 768 useful choices among the roughly 8.6 billion ways of picking two of the 130,816 bond pairs that 512 spins allow.</w:t>
+      </w:r>
+    </w:p>
+    <w:p>
+      <w:r>
+        <w:rPr>
+          <w:i w:val="0"/>
+        </w:rPr>
+        <w:t xml:space="preserve">The fully connected network is not degree-limited: with 512 inputs and a layer of sigmoids it can represent the plaquette term, or any other four-body function, to whatever accuracy one likes, so its failure cannot be blamed on function class either. It is a curvature and signal-to-noise problem. A hidden unit with pre-activation </w:t>
+      </w:r>
+      <m:oMath>
+        <m:r>
+          <m:t>u=</m:t>
+        </m:r>
+        <m:nary>
+          <m:naryPr>
+            <m:chr m:val="∑"/>
+            <m:limLoc m:val="subSup"/>
+            <m:grow m:val="1"/>
+            <m:subHide m:val="off"/>
+            <m:supHide m:val="on"/>
+          </m:naryPr>
+          <m:sub>
+            <m:r>
+              <m:t>i</m:t>
+            </m:r>
+          </m:sub>
+          <m:sup/>
+          <m:e>
+            <m:sSub>
+              <m:e>
+                <m:r>
+                  <m:t>w</m:t>
+                </m:r>
+              </m:e>
+              <m:sub>
+                <m:r>
+                  <m:t>i</m:t>
+                </m:r>
+              </m:sub>
+            </m:sSub>
+          </m:e>
+        </m:nary>
+        <m:sSub>
+          <m:e>
+            <m:r>
+              <m:t>σ</m:t>
+            </m:r>
+          </m:e>
+          <m:sub>
+            <m:r>
+              <m:t>i</m:t>
+            </m:r>
+          </m:sub>
+        </m:sSub>
+      </m:oMath>
+      <w:r>
+        <w:rPr>
+          <w:i w:val="0"/>
+        </w:rPr>
+        <w:t xml:space="preserve"> has an expected output depending on the class only through the moments of </w:t>
+      </w:r>
+      <m:oMath>
+        <m:r>
+          <m:t>u</m:t>
+        </m:r>
+      </m:oMath>
+      <w:r>
+        <w:rPr>
+          <w:i w:val="0"/>
+        </w:rPr>
+        <w:t xml:space="preserve">. The second moment is </w:t>
+      </w:r>
+      <m:oMath>
+        <m:nary>
+          <m:naryPr>
+            <m:chr m:val="∑"/>
+            <m:limLoc m:val="subSup"/>
+            <m:grow m:val="1"/>
+            <m:subHide m:val="off"/>
+            <m:supHide m:val="on"/>
+          </m:naryPr>
+          <m:sub>
+            <m:r>
+              <m:t>i</m:t>
+            </m:r>
+          </m:sub>
+          <m:sup/>
+          <m:e>
+            <m:sSubSup>
+              <m:e>
+                <m:r>
+                  <m:t>w</m:t>
+                </m:r>
+              </m:e>
+              <m:sub>
+                <m:r>
+                  <m:t>i</m:t>
+                </m:r>
+              </m:sub>
+              <m:sup>
+                <m:r>
+                  <m:t>2</m:t>
+                </m:r>
+              </m:sup>
+            </m:sSubSup>
+          </m:e>
+        </m:nary>
+      </m:oMath>
+      <w:r>
+        <w:rPr>
+          <w:i w:val="0"/>
+        </w:rPr>
+        <w:t xml:space="preserve"> in both ensembles, since every two-bond correlator vanishes in both, so at second order the loss surface is exactly flat between the classes and the curvature a descent would ride is absent rather than small. A difference appears first at fourth order,</w:t>
+      </w:r>
+    </w:p>
+    <w:p>
+      <w:pPr>
+        <w:spacing w:before="200" w:after="200"/>
+        <w:ind w:firstLine="0"/>
+        <w:jc w:val="center"/>
+        <w:contextualSpacing w:val="0"/>
+      </w:pPr>
+      <m:oMath>
+        <m:r>
+          <m:t>⟨</m:t>
+        </m:r>
         <m:sSup>
           <m:e>
             <m:r>
-              <m:t>N</m:t>
+              <m:t>u</m:t>
             </m:r>
           </m:e>
           <m:sup>
             <m:r>
-              <m:t>2</m:t>
+              <m:t>4</m:t>
             </m:r>
           </m:sup>
         </m:sSup>
-      </m:oMath>
-      <w:r>
-        <w:rPr>
-          <w:i w:val="0"/>
-        </w:rPr>
-        <w:t xml:space="preserve">, candidate quadruples as </w:t>
-      </w:r>
-      <m:oMath>
+        <m:sSub>
+          <m:e>
+            <m:r>
+              <m:t>⟩</m:t>
+            </m:r>
+          </m:e>
+          <m:sub>
+            <m:r>
+              <m:t>0</m:t>
+            </m:r>
+          </m:sub>
+        </m:sSub>
+        <m:r>
+          <m:t>−⟨</m:t>
+        </m:r>
         <m:sSup>
           <m:e>
             <m:r>
-              <m:t>N</m:t>
+              <m:t>u</m:t>
             </m:r>
           </m:e>
           <m:sup>
@@ -1620,17 +1998,364 @@
             </m:r>
           </m:sup>
         </m:sSup>
-      </m:oMath>
-      <w:r>
-        <w:rPr>
-          <w:i w:val="0"/>
-        </w:rPr>
-        <w:t xml:space="preserve">, and the network is searching for a small set of relevant tuples with no hint about which they are. Convolution removes the search by supplying locality in advance, which is why two-by-two filters find the plaquette immediately. The operative question is therefore neither architecture nor input in isolation. It is whether the function class can cheaply express the local term the Hamiltonian is built from, and there are two ways to arrange that: build locality into the weights, or compute the term before the network sees anything. The deflation the appendix applies to the gauge theory then applies to square ice as well. The fully connected network is plausibly counting vertices with </w:t>
-      </w:r>
-      <m:oMath>
         <m:sSub>
           <m:e>
             <m:r>
+              <m:t>⟩</m:t>
+            </m:r>
+          </m:e>
+          <m:sub>
+            <m:r>
+              <m:t>∞</m:t>
+            </m:r>
+          </m:sub>
+        </m:sSub>
+        <m:r>
+          <m:t>=24</m:t>
+        </m:r>
+        <m:nary>
+          <m:naryPr>
+            <m:chr m:val="∑"/>
+            <m:limLoc m:val="subSup"/>
+            <m:grow m:val="1"/>
+            <m:subHide m:val="off"/>
+            <m:supHide m:val="on"/>
+          </m:naryPr>
+          <m:sub>
+            <m:r>
+              <m:t>p</m:t>
+            </m:r>
+          </m:sub>
+          <m:sup/>
+          <m:e>
+            <m:sSub>
+              <m:e>
+                <m:r>
+                  <m:t>w</m:t>
+                </m:r>
+              </m:e>
+              <m:sub>
+                <m:sSub>
+                  <m:e>
+                    <m:r>
+                      <m:t>p</m:t>
+                    </m:r>
+                  </m:e>
+                  <m:sub>
+                    <m:r>
+                      <m:t>1</m:t>
+                    </m:r>
+                  </m:sub>
+                </m:sSub>
+              </m:sub>
+            </m:sSub>
+          </m:e>
+        </m:nary>
+        <m:sSub>
+          <m:e>
+            <m:r>
+              <m:t>w</m:t>
+            </m:r>
+          </m:e>
+          <m:sub>
+            <m:sSub>
+              <m:e>
+                <m:r>
+                  <m:t>p</m:t>
+                </m:r>
+              </m:e>
+              <m:sub>
+                <m:r>
+                  <m:t>2</m:t>
+                </m:r>
+              </m:sub>
+            </m:sSub>
+          </m:sub>
+        </m:sSub>
+        <m:sSub>
+          <m:e>
+            <m:r>
+              <m:t>w</m:t>
+            </m:r>
+          </m:e>
+          <m:sub>
+            <m:sSub>
+              <m:e>
+                <m:r>
+                  <m:t>p</m:t>
+                </m:r>
+              </m:e>
+              <m:sub>
+                <m:r>
+                  <m:t>3</m:t>
+                </m:r>
+              </m:sub>
+            </m:sSub>
+          </m:sub>
+        </m:sSub>
+        <m:sSub>
+          <m:e>
+            <m:r>
+              <m:t>w</m:t>
+            </m:r>
+          </m:e>
+          <m:sub>
+            <m:sSub>
+              <m:e>
+                <m:r>
+                  <m:t>p</m:t>
+                </m:r>
+              </m:e>
+              <m:sub>
+                <m:r>
+                  <m:t>4</m:t>
+                </m:r>
+              </m:sub>
+            </m:sSub>
+          </m:sub>
+        </m:sSub>
+        <m:r>
+          <m:t>,</m:t>
+        </m:r>
+      </m:oMath>
+    </w:p>
+    <w:p>
+      <w:r>
+        <w:rPr>
+          <w:i w:val="0"/>
+        </w:rPr>
+        <w:t xml:space="preserve">summed over the 256 plaquettes, the plaquette product being the only four-bond correlator that survives in the ground-state manifold and vanishes at infinite temperature. That sum is not zero at a dense initialization: a generic weight vector carries support on all four bonds of every plaquette, so all 256 terms are present from the first gradient step. What is wrong with them is their size. Draw the 512 weights independently with variance </w:t>
+      </w:r>
+      <m:oMath>
+        <m:sSup>
+          <m:e>
+            <m:r>
+              <m:t>s</m:t>
+            </m:r>
+          </m:e>
+          <m:sup>
+            <m:r>
+              <m:t>2</m:t>
+            </m:r>
+          </m:sup>
+        </m:sSup>
+      </m:oMath>
+      <w:r>
+        <w:rPr>
+          <w:i w:val="0"/>
+        </w:rPr>
+        <w:t xml:space="preserve">; the plaquette products carry random signs, their sum is of order </w:t>
+      </w:r>
+      <m:oMath>
+        <m:rad>
+          <m:radPr>
+            <m:degHide m:val="on"/>
+          </m:radPr>
+          <m:deg/>
+          <m:e>
+            <m:r>
+              <m:t>256</m:t>
+            </m:r>
+          </m:e>
+        </m:rad>
+        <m:sSup>
+          <m:e>
+            <m:r>
+              <m:t>s</m:t>
+            </m:r>
+          </m:e>
+          <m:sup>
+            <m:r>
+              <m:t>4</m:t>
+            </m:r>
+          </m:sup>
+        </m:sSup>
+      </m:oMath>
+      <w:r>
+        <w:rPr>
+          <w:i w:val="0"/>
+        </w:rPr>
+        <w:t xml:space="preserve">, and the class-dependent part of the fourth moment is of order </w:t>
+      </w:r>
+      <m:oMath>
+        <m:r>
+          <m:t>384</m:t>
+        </m:r>
+        <m:sSup>
+          <m:e>
+            <m:r>
+              <m:t>s</m:t>
+            </m:r>
+          </m:e>
+          <m:sup>
+            <m:r>
+              <m:t>4</m:t>
+            </m:r>
+          </m:sup>
+        </m:sSup>
+      </m:oMath>
+      <w:r>
+        <w:rPr>
+          <w:i w:val="0"/>
+        </w:rPr>
+        <w:t xml:space="preserve"> against a fourth moment </w:t>
+      </w:r>
+      <m:oMath>
+        <m:r>
+          <m:t>3(</m:t>
+        </m:r>
+        <m:nary>
+          <m:naryPr>
+            <m:chr m:val="∑"/>
+            <m:limLoc m:val="subSup"/>
+            <m:grow m:val="1"/>
+            <m:subHide m:val="off"/>
+            <m:supHide m:val="on"/>
+          </m:naryPr>
+          <m:sub>
+            <m:r>
+              <m:t>i</m:t>
+            </m:r>
+          </m:sub>
+          <m:sup/>
+          <m:e>
+            <m:sSubSup>
+              <m:e>
+                <m:r>
+                  <m:t>w</m:t>
+                </m:r>
+              </m:e>
+              <m:sub>
+                <m:r>
+                  <m:t>i</m:t>
+                </m:r>
+              </m:sub>
+              <m:sup>
+                <m:r>
+                  <m:t>2</m:t>
+                </m:r>
+              </m:sup>
+            </m:sSubSup>
+          </m:e>
+        </m:nary>
+        <m:sSup>
+          <m:e>
+            <m:r>
+              <m:t>)</m:t>
+            </m:r>
+          </m:e>
+          <m:sup>
+            <m:r>
+              <m:t>2</m:t>
+            </m:r>
+          </m:sup>
+        </m:sSup>
+        <m:r>
+          <m:t>≈3(512</m:t>
+        </m:r>
+        <m:sSup>
+          <m:e>
+            <m:r>
+              <m:t>s</m:t>
+            </m:r>
+          </m:e>
+          <m:sup>
+            <m:r>
+              <m:t>2</m:t>
+            </m:r>
+          </m:sup>
+        </m:sSup>
+        <m:sSup>
+          <m:e>
+            <m:r>
+              <m:t>)</m:t>
+            </m:r>
+          </m:e>
+          <m:sup>
+            <m:r>
+              <m:t>2</m:t>
+            </m:r>
+          </m:sup>
+        </m:sSup>
+      </m:oMath>
+      <w:r>
+        <w:rPr>
+          <w:i w:val="0"/>
+        </w:rPr>
+        <w:t xml:space="preserve">, a ratio of five parts in ten thousand. Since the per-configuration fluctuation of </w:t>
+      </w:r>
+      <m:oMath>
+        <m:sSup>
+          <m:e>
+            <m:r>
+              <m:t>u</m:t>
+            </m:r>
+          </m:e>
+          <m:sup>
+            <m:r>
+              <m:t>4</m:t>
+            </m:r>
+          </m:sup>
+        </m:sSup>
+      </m:oMath>
+      <w:r>
+        <w:rPr>
+          <w:i w:val="0"/>
+        </w:rPr>
+        <w:t xml:space="preserve"> is several times its mean, resolving that difference would take of order </w:t>
+      </w:r>
+      <m:oMath>
+        <m:sSup>
+          <m:e>
+            <m:r>
+              <m:t>10</m:t>
+            </m:r>
+          </m:e>
+          <m:sup>
+            <m:r>
+              <m:t>7</m:t>
+            </m:r>
+          </m:sup>
+        </m:sSup>
+      </m:oMath>
+      <w:r>
+        <w:rPr>
+          <w:i w:val="0"/>
+        </w:rPr>
+        <w:t xml:space="preserve"> configurations against the </w:t>
+      </w:r>
+      <m:oMath>
+        <m:sSup>
+          <m:e>
+            <m:r>
+              <m:t>10</m:t>
+            </m:r>
+          </m:e>
+          <m:sup>
+            <m:r>
+              <m:t>4</m:t>
+            </m:r>
+          </m:sup>
+        </m:sSup>
+      </m:oMath>
+      <w:r>
+        <w:rPr>
+          <w:i w:val="0"/>
+        </w:rPr>
+        <w:t xml:space="preserve"> these tests use. The gradient exists and points somewhere useful, buried two orders of magnitude beneath the noise of its own estimator.</w:t>
+      </w:r>
+    </w:p>
+    <w:p>
+      <w:r>
+        <w:rPr>
+          <w:i w:val="0"/>
+        </w:rPr>
+        <w:t xml:space="preserve">Square ice differs at exactly that point. The ice rule </w:t>
+      </w:r>
+      <m:oMath>
+        <m:sSub>
+          <m:e>
+            <m:r>
               <m:t>Q</m:t>
             </m:r>
           </m:e>
@@ -1641,14 +2366,533 @@
           </m:sub>
         </m:sSub>
         <m:r>
-          <m:t>≠0</m:t>
-        </m:r>
-      </m:oMath>
-      <w:r>
-        <w:rPr>
-          <w:i w:val="0"/>
-        </w:rPr>
-        <w:t>, exactly as the convolutional network counts unsatisfied plaquettes, and neither is reading a decay law or a topological invariant. High classification accuracy is evidence about the data, not about the mechanism.</w:t>
+          <m:t>=0</m:t>
+        </m:r>
+      </m:oMath>
+      <w:r>
+        <w:rPr>
+          <w:i w:val="0"/>
+        </w:rPr>
+        <w:t xml:space="preserve"> forces </w:t>
+      </w:r>
+      <m:oMath>
+        <m:nary>
+          <m:naryPr>
+            <m:chr m:val="∑"/>
+            <m:limLoc m:val="subSup"/>
+            <m:grow m:val="1"/>
+            <m:subHide m:val="off"/>
+            <m:supHide m:val="on"/>
+          </m:naryPr>
+          <m:sub>
+            <m:r>
+              <m:t>i&lt;j∈v</m:t>
+            </m:r>
+          </m:sub>
+          <m:sup/>
+          <m:e>
+            <m:sSub>
+              <m:e>
+                <m:r>
+                  <m:t>σ</m:t>
+                </m:r>
+              </m:e>
+              <m:sub>
+                <m:r>
+                  <m:t>i</m:t>
+                </m:r>
+              </m:sub>
+            </m:sSub>
+          </m:e>
+        </m:nary>
+        <m:sSub>
+          <m:e>
+            <m:r>
+              <m:t>σ</m:t>
+            </m:r>
+          </m:e>
+          <m:sub>
+            <m:r>
+              <m:t>j</m:t>
+            </m:r>
+          </m:sub>
+        </m:sSub>
+        <m:r>
+          <m:t>=−2</m:t>
+        </m:r>
+      </m:oMath>
+      <w:r>
+        <w:rPr>
+          <w:i w:val="0"/>
+        </w:rPr>
+        <w:t xml:space="preserve"> across the six pairs at a vertex, so each same-vertex pair correlator is </w:t>
+      </w:r>
+      <m:oMath>
+        <m:r>
+          <m:t>−1/3</m:t>
+        </m:r>
+      </m:oMath>
+      <w:r>
+        <w:rPr>
+          <w:i w:val="0"/>
+        </w:rPr>
+        <w:t xml:space="preserve"> in the ground-state manifold against zero at infinite temperature, and the second moment already separates the classes:</w:t>
+      </w:r>
+    </w:p>
+    <w:p>
+      <w:pPr>
+        <w:spacing w:before="200" w:after="200"/>
+        <w:ind w:firstLine="0"/>
+        <w:jc w:val="center"/>
+        <w:contextualSpacing w:val="0"/>
+      </w:pPr>
+      <m:oMath>
+        <m:r>
+          <m:t>⟨</m:t>
+        </m:r>
+        <m:sSup>
+          <m:e>
+            <m:r>
+              <m:t>u</m:t>
+            </m:r>
+          </m:e>
+          <m:sup>
+            <m:r>
+              <m:t>2</m:t>
+            </m:r>
+          </m:sup>
+        </m:sSup>
+        <m:sSub>
+          <m:e>
+            <m:r>
+              <m:t>⟩</m:t>
+            </m:r>
+          </m:e>
+          <m:sub>
+            <m:r>
+              <m:t>0</m:t>
+            </m:r>
+          </m:sub>
+        </m:sSub>
+        <m:r>
+          <m:t>−⟨</m:t>
+        </m:r>
+        <m:sSup>
+          <m:e>
+            <m:r>
+              <m:t>u</m:t>
+            </m:r>
+          </m:e>
+          <m:sup>
+            <m:r>
+              <m:t>2</m:t>
+            </m:r>
+          </m:sup>
+        </m:sSup>
+        <m:sSub>
+          <m:e>
+            <m:r>
+              <m:t>⟩</m:t>
+            </m:r>
+          </m:e>
+          <m:sub>
+            <m:r>
+              <m:t>∞</m:t>
+            </m:r>
+          </m:sub>
+        </m:sSub>
+        <m:r>
+          <m:t>=−</m:t>
+        </m:r>
+        <m:f>
+          <m:fPr>
+            <m:type m:val="bar"/>
+          </m:fPr>
+          <m:num>
+            <m:argPr>
+              <m:scrLvl m:val="0"/>
+            </m:argPr>
+            <m:r>
+              <m:t>2</m:t>
+            </m:r>
+          </m:num>
+          <m:den>
+            <m:argPr>
+              <m:scrLvl m:val="0"/>
+            </m:argPr>
+            <m:r>
+              <m:t>3</m:t>
+            </m:r>
+          </m:den>
+        </m:f>
+        <m:nary>
+          <m:naryPr>
+            <m:chr m:val="∑"/>
+            <m:limLoc m:val="subSup"/>
+            <m:grow m:val="1"/>
+            <m:subHide m:val="off"/>
+            <m:supHide m:val="on"/>
+          </m:naryPr>
+          <m:sub>
+            <m:r>
+              <m:t>i&lt;j∈v</m:t>
+            </m:r>
+          </m:sub>
+          <m:sup/>
+          <m:e>
+            <m:sSub>
+              <m:e>
+                <m:r>
+                  <m:t>w</m:t>
+                </m:r>
+              </m:e>
+              <m:sub>
+                <m:r>
+                  <m:t>i</m:t>
+                </m:r>
+              </m:sub>
+            </m:sSub>
+          </m:e>
+        </m:nary>
+        <m:sSub>
+          <m:e>
+            <m:r>
+              <m:t>w</m:t>
+            </m:r>
+          </m:e>
+          <m:sub>
+            <m:r>
+              <m:t>j</m:t>
+            </m:r>
+          </m:sub>
+        </m:sSub>
+        <m:r>
+          <m:t>,</m:t>
+        </m:r>
+      </m:oMath>
+    </w:p>
+    <w:p>
+      <w:r>
+        <w:rPr>
+          <w:i w:val="0"/>
+        </w:rPr>
+        <w:t xml:space="preserve">a sum over the 1,536 same-vertex pairs, so the class-dependent term is of order </w:t>
+      </w:r>
+      <m:oMath>
+        <m:f>
+          <m:fPr>
+            <m:type m:val="bar"/>
+          </m:fPr>
+          <m:num>
+            <m:argPr>
+              <m:scrLvl m:val="0"/>
+            </m:argPr>
+            <m:r>
+              <m:t>2</m:t>
+            </m:r>
+          </m:num>
+          <m:den>
+            <m:argPr>
+              <m:scrLvl m:val="0"/>
+            </m:argPr>
+            <m:r>
+              <m:t>3</m:t>
+            </m:r>
+          </m:den>
+        </m:f>
+        <m:rad>
+          <m:radPr>
+            <m:degHide m:val="on"/>
+          </m:radPr>
+          <m:deg/>
+          <m:e>
+            <m:r>
+              <m:t>1536</m:t>
+            </m:r>
+          </m:e>
+        </m:rad>
+        <m:sSup>
+          <m:e>
+            <m:r>
+              <m:t>s</m:t>
+            </m:r>
+          </m:e>
+          <m:sup>
+            <m:r>
+              <m:t>2</m:t>
+            </m:r>
+          </m:sup>
+        </m:sSup>
+      </m:oMath>
+      <w:r>
+        <w:rPr>
+          <w:i w:val="0"/>
+        </w:rPr>
+        <w:t xml:space="preserve">, about five per cent of </w:t>
+      </w:r>
+      <m:oMath>
+        <m:nary>
+          <m:naryPr>
+            <m:chr m:val="∑"/>
+            <m:limLoc m:val="subSup"/>
+            <m:grow m:val="1"/>
+            <m:subHide m:val="off"/>
+            <m:supHide m:val="on"/>
+          </m:naryPr>
+          <m:sub>
+            <m:r>
+              <m:t>i</m:t>
+            </m:r>
+          </m:sub>
+          <m:sup/>
+          <m:e>
+            <m:sSubSup>
+              <m:e>
+                <m:r>
+                  <m:t>w</m:t>
+                </m:r>
+              </m:e>
+              <m:sub>
+                <m:r>
+                  <m:t>i</m:t>
+                </m:r>
+              </m:sub>
+              <m:sup>
+                <m:r>
+                  <m:t>2</m:t>
+                </m:r>
+              </m:sup>
+            </m:sSubSup>
+          </m:e>
+        </m:nary>
+      </m:oMath>
+      <w:r>
+        <w:rPr>
+          <w:i w:val="0"/>
+        </w:rPr>
+        <w:t>. Five per cent of the second moment against five hundredths of a per cent of the fourth is the whole difference between the two experiments. Degeneracy forbids the fully connected network nothing. It flattens the surface the network has to descend.</w:t>
+      </w:r>
+    </w:p>
+    <w:p>
+      <w:r>
+        <w:rPr>
+          <w:i w:val="0"/>
+        </w:rPr>
+        <w:t xml:space="preserve">Convolution restores the curvature by narrowing the function class, not enlarging it. The bonds split into two sublattices, one horizontal and one vertical bond per site, and the plaquette anchored at </w:t>
+      </w:r>
+      <m:oMath>
+        <m:d>
+          <m:dPr>
+            <m:sepChr m:val=","/>
+          </m:dPr>
+          <m:e>
+            <m:r>
+              <m:t>x</m:t>
+            </m:r>
+          </m:e>
+          <m:e>
+            <m:r>
+              <m:t>y</m:t>
+            </m:r>
+          </m:e>
+        </m:d>
+      </m:oMath>
+      <w:r>
+        <w:rPr>
+          <w:i w:val="0"/>
+        </w:rPr>
+        <w:t xml:space="preserve"> is </w:t>
+      </w:r>
+      <m:oMath>
+        <m:r>
+          <m:t>H(x,y)</m:t>
+        </m:r>
+        <m:r>
+          <m:t>H(x,y+1)</m:t>
+        </m:r>
+        <m:r>
+          <m:t>V(x,y)</m:t>
+        </m:r>
+        <m:r>
+          <m:t>V(x+1,y)</m:t>
+        </m:r>
+      </m:oMath>
+      <w:r>
+        <w:rPr>
+          <w:i w:val="0"/>
+        </w:rPr>
+        <w:t xml:space="preserve">, so a two-by-two window on the horizontal array with the matching window on the vertical array holds all four, along with four other bonds. The quartic part of a fully connected unit's response is a form with </w:t>
+      </w:r>
+      <m:oMath>
+        <m:r>
+          <m:t>(</m:t>
+        </m:r>
+        <m:f>
+          <m:fPr>
+            <m:type m:val="noBar"/>
+          </m:fPr>
+          <m:num>
+            <m:r>
+              <m:t>512</m:t>
+            </m:r>
+          </m:num>
+          <m:den>
+            <m:r>
+              <m:t>4</m:t>
+            </m:r>
+          </m:den>
+        </m:f>
+        <m:r>
+          <m:t>)≈2.8</m:t>
+        </m:r>
+      </m:oMath>
+      <w:r>
+        <w:rPr>
+          <w:i w:val="0"/>
+        </w:rPr>
+        <w:t xml:space="preserve"> billion coefficients, of which the 256 plaquette terms are the only class-relevant ones; the quartic part of a paired two-by-two filter has the </w:t>
+      </w:r>
+      <m:oMath>
+        <m:r>
+          <m:t>(</m:t>
+        </m:r>
+        <m:f>
+          <m:fPr>
+            <m:type m:val="noBar"/>
+          </m:fPr>
+          <m:num>
+            <m:r>
+              <m:t>8</m:t>
+            </m:r>
+          </m:num>
+          <m:den>
+            <m:r>
+              <m:t>4</m:t>
+            </m:r>
+          </m:den>
+        </m:f>
+        <m:r>
+          <m:t>)=70</m:t>
+        </m:r>
+      </m:oMath>
+      <w:r>
+        <w:rPr>
+          <w:i w:val="0"/>
+        </w:rPr>
+        <w:t xml:space="preserve"> its eight-bond window allows, exactly one of them the plaquette, and weight sharing gives that coefficient the same value at all 256 positions. Redo the moment estimate and the class-dependent part at one position is </w:t>
+      </w:r>
+      <m:oMath>
+        <m:r>
+          <m:t>24</m:t>
+        </m:r>
+        <m:sSub>
+          <m:e>
+            <m:r>
+              <m:t>w</m:t>
+            </m:r>
+          </m:e>
+          <m:sub>
+            <m:r>
+              <m:t>a</m:t>
+            </m:r>
+          </m:sub>
+        </m:sSub>
+        <m:sSub>
+          <m:e>
+            <m:r>
+              <m:t>w</m:t>
+            </m:r>
+          </m:e>
+          <m:sub>
+            <m:r>
+              <m:t>b</m:t>
+            </m:r>
+          </m:sub>
+        </m:sSub>
+        <m:sSub>
+          <m:e>
+            <m:r>
+              <m:t>w</m:t>
+            </m:r>
+          </m:e>
+          <m:sub>
+            <m:r>
+              <m:t>c</m:t>
+            </m:r>
+          </m:sub>
+        </m:sSub>
+        <m:sSub>
+          <m:e>
+            <m:r>
+              <m:t>w</m:t>
+            </m:r>
+          </m:e>
+          <m:sub>
+            <m:r>
+              <m:t>d</m:t>
+            </m:r>
+          </m:sub>
+        </m:sSub>
+      </m:oMath>
+      <w:r>
+        <w:rPr>
+          <w:i w:val="0"/>
+        </w:rPr>
+        <w:t xml:space="preserve"> against </w:t>
+      </w:r>
+      <m:oMath>
+        <m:r>
+          <m:t>3(8</m:t>
+        </m:r>
+        <m:sSup>
+          <m:e>
+            <m:r>
+              <m:t>s</m:t>
+            </m:r>
+          </m:e>
+          <m:sup>
+            <m:r>
+              <m:t>2</m:t>
+            </m:r>
+          </m:sup>
+        </m:sSup>
+        <m:sSup>
+          <m:e>
+            <m:r>
+              <m:t>)</m:t>
+            </m:r>
+          </m:e>
+          <m:sup>
+            <m:r>
+              <m:t>2</m:t>
+            </m:r>
+          </m:sup>
+        </m:sSup>
+      </m:oMath>
+      <w:r>
+        <w:rPr>
+          <w:i w:val="0"/>
+        </w:rPr>
+        <w:t>, one part in eight rather than five parts in ten thousand, with a further factor of sixteen from summing 256 positions whose contributions now add coherently instead of cancelling at random. The prior does not say what the answer is. It says where to look, and it makes looking there pay.</w:t>
+      </w:r>
+    </w:p>
+    <w:p>
+      <w:r>
+        <w:rPr>
+          <w:i w:val="0"/>
+        </w:rPr>
+        <w:t xml:space="preserve">For the third system </w:t>
+      </w:r>
+      <m:oMath>
+        <m:r>
+          <m:t>F</m:t>
+        </m:r>
+      </m:oMath>
+      <w:r>
+        <w:rPr>
+          <w:i w:val="0"/>
+        </w:rPr>
+        <w:t xml:space="preserve"> is a smoothed count of violated local energy constraints; for the second the same reading is inference rather than reported result. Either way, a classifier separates phases with no local order parameter through local constraints rather than the nonlocal structure that defines them.</w:t>
       </w:r>
     </w:p>
     <w:p>
@@ -1656,90 +2900,982 @@
         <w:pStyle w:val="BookSection"/>
       </w:pPr>
       <w:r>
-        <w:t>Changing the input instead of the network</w:t>
-      </w:r>
-    </w:p>
-    <w:p>
-      <w:r>
-        <w:rPr>
-          <w:i w:val="0"/>
-        </w:rPr>
-        <w:t xml:space="preserve">The second route is taken when the raw configuration is not the natural carrier of the local term. Ch'ng, Carrasquilla, Melko and Khatami trained a three-dimensional convolutional network on auxiliary-field configurations generated by determinant quantum Monte Carlo for the Hubbard model on a cubic lattice, with spatial volumes of </w:t>
-      </w:r>
-      <m:oMath>
+        <w:t>Which representation is handed over</w:t>
+      </w:r>
+    </w:p>
+    <w:p>
+      <w:r>
+        <w:rPr>
+          <w:i w:val="0"/>
+        </w:rPr>
+        <w:t>A simulation emits more than one faithful record of its own state, and the choice among them decides the outcome. Three preprints from the autumn of 2016 made three different choices.</w:t>
+      </w:r>
+    </w:p>
+    <w:p>
+      <w:r>
+        <w:rPr>
+          <w:i w:val="0"/>
+        </w:rPr>
+        <w:t>Peter Broecker, Carrasquilla, Melko and Simon Trebst, on 28 August, fed a convolutional network the Green's function sampled by auxiliary-field quantum Monte Carlo; the auxiliary field itself, that paper reports, does not hold sufficient information. From the Green's function the network locates quantum phase transitions in many-fermion systems, including ones with a severe sign problem in which the equal-time correlation functions extracted from that same Green's function are statistically inaccessible.</w:t>
+      </w:r>
+    </w:p>
+    <w:p>
+      <w:r>
+        <w:rPr>
+          <w:i w:val="0"/>
+        </w:rPr>
+        <w:t>Ch'ng, Carrasquilla, Melko and Khatami, on 8 September, used the auxiliary-field configurations instead, training a three-dimensional convolutional network on determinant quantum Monte Carlo output for the cubic-lattice Hubbard model. At half filling, where the sign problem is absent, it reproduces the finite-temperature Néel boundary; transfer learning then carries it into the doped region, where the average sign decays exponentially, predicting magnetic order out to at least 5% doping. Eleven days apart and sharing two authors, the two papers reach opposite verdicts on the auxiliary field: the open question is about the record, not the machine.</w:t>
+      </w:r>
+    </w:p>
+    <w:p>
+      <w:r>
+        <w:rPr>
+          <w:i w:val="0"/>
+        </w:rPr>
+        <w:t xml:space="preserve">Tomoki Ohtsuki and Tomi Ohtsuki, on 3 October and independently of that group, fed a convolutional network images of individual eigenfunctions of random two-dimensional electron systems. A localized eigenfunction occupies a region set by the localization length while an extended one spreads across the sample, so the distinction is spatial texture rather than a number, and the classifier judges from one eigenfunction which phase it belongs to. It locates the Anderson localization-delocalization transition of the symplectic SU(2) model and the disordered Chern insulator to Anderson insulator transition in the unitary class, and transfers to the related Ando model. Determining </w:t>
+      </w:r>
+      <m:oMath>
+        <m:r>
+          <m:t>ν</m:t>
+        </m:r>
+      </m:oMath>
+      <w:r>
+        <w:rPr>
+          <w:i w:val="0"/>
+        </w:rPr>
+        <w:t>, the authors state, lies beyond the scope of the Letter.</w:t>
+      </w:r>
+    </w:p>
+    <w:p>
+      <w:pPr>
+        <w:pStyle w:val="BookSection"/>
+      </w:pPr>
+      <w:r>
+        <w:t>What the one-half crossing measures</w:t>
+      </w:r>
+    </w:p>
+    <w:p>
+      <w:r>
+        <w:rPr>
+          <w:i w:val="0"/>
+        </w:rPr>
+        <w:t xml:space="preserve">Kim and Kim stripped the classifier down until it could be solved, which answers the second question. The input is compressed to </w:t>
+      </w:r>
+      <m:oMath>
+        <m:r>
+          <m:t>y=</m:t>
+        </m:r>
         <m:sSup>
           <m:e>
             <m:r>
-              <m:t>4</m:t>
+              <m:t>N</m:t>
             </m:r>
           </m:e>
           <m:sup>
             <m:r>
-              <m:t>3</m:t>
+              <m:t>−1</m:t>
             </m:r>
           </m:sup>
         </m:sSup>
-      </m:oMath>
-      <w:r>
-        <w:rPr>
-          <w:i w:val="0"/>
-        </w:rPr>
-        <w:t xml:space="preserve"> or </w:t>
-      </w:r>
-      <m:oMath>
+        <m:nary>
+          <m:naryPr>
+            <m:chr m:val="∑"/>
+            <m:limLoc m:val="subSup"/>
+            <m:grow m:val="1"/>
+            <m:subHide m:val="off"/>
+            <m:supHide m:val="on"/>
+          </m:naryPr>
+          <m:sub>
+            <m:r>
+              <m:t>i</m:t>
+            </m:r>
+          </m:sub>
+          <m:sup/>
+          <m:e>
+            <m:sSub>
+              <m:e>
+                <m:r>
+                  <m:t>s</m:t>
+                </m:r>
+              </m:e>
+              <m:sub>
+                <m:r>
+                  <m:t>i</m:t>
+                </m:r>
+              </m:sub>
+            </m:sSub>
+          </m:e>
+        </m:nary>
+      </m:oMath>
+      <w:r>
+        <w:rPr>
+          <w:i w:val="0"/>
+        </w:rPr>
+        <w:t xml:space="preserve">, and two hidden units with logistic activation </w:t>
+      </w:r>
+      <m:oMath>
+        <m:r>
+          <m:t>σ(u)=1/(1+</m:t>
+        </m:r>
         <m:sSup>
           <m:e>
             <m:r>
-              <m:t>8</m:t>
+              <m:t>e</m:t>
             </m:r>
           </m:e>
           <m:sup>
             <m:r>
-              <m:t>3</m:t>
+              <m:t>−u</m:t>
             </m:r>
           </m:sup>
         </m:sSup>
-      </m:oMath>
-      <w:r>
-        <w:rPr>
-          <w:i w:val="0"/>
-        </w:rPr>
-        <w:t xml:space="preserve"> sites and 200 imaginary-time slices. At half filling, where the sign problem is absent, the network reproduces the finite-temperature Néel boundary; transfer learning then carries it into the doped region, where the average sign decays exponentially with inverse temperature and system size, the error on any reweighted observable grows in the same way, and conventional estimators become unusable rather than merely worse. Magnetic order is predicted out to at least 5% doping. The auxiliary field carries the signal there.</w:t>
-      </w:r>
-    </w:p>
-    <w:p>
-      <w:r>
-        <w:rPr>
-          <w:i w:val="0"/>
-        </w:rPr>
-        <w:t>Peter Broecker, Carrasquilla, Melko and Simon Trebst are often reported as having classified those same auxiliary-field configurations for sign-problematic models, which is not what the paper says. The auxiliary field itself, the paper reports, does not hold sufficient information. What went into the convolutional network was the Green's function sampled by auxiliary-field quantum Monte Carlo, and from that input the network identifies and locates quantum phase transitions in many-fermion systems, including systems with a severe sign problem in which the equal-time correlation functions extracted from the very same Green's function are statistically inaccessible. The two results are not a contradiction, and presenting them as one would be tidying: the models differ, the transitions differ, and the observables that define them differ, so nothing requires the auxiliary field to be equally informative in both. What the pair establishes jointly is weaker and more useful. A single simulation emits several equally faithful representations of its own state, and which one is handed over decides whether the classifier works.</w:t>
-      </w:r>
-    </w:p>
-    <w:p>
-      <w:r>
-        <w:rPr>
-          <w:i w:val="0"/>
-        </w:rPr>
-        <w:t xml:space="preserve">The most extreme choice of input in this cohort came from a paper contemporaneous with the founding one. In October 2016 Tomoki Ohtsuki and Tomi Ohtsuki fed a network not spin configurations but images of individual eigenfunctions of random two-dimensional electron systems, using a two-weight-layer architecture and a LeNet-like one with four. The trained classifier judges from a single eigenfunction which phase it belongs to, and locates the Anderson localization-delocalization transition of the two-dimensional symplectic SU(2) model and the transition from a disordered Chern insulator to an Anderson insulator in the unitary class. The choice suits the physics. A localized eigenfunction is confined to a region of the order of the localization length while an extended one spreads across the sample, and at the critical disorder it is multifractal, so the distinction is spatial texture rather than any single number. No critical exponents are reported. The scaling form </w:t>
-      </w:r>
-      <m:oMath>
-        <m:r>
-          <m:t>P(W,L)=f[(W−</m:t>
-        </m:r>
+        <m:r>
+          <m:t>)</m:t>
+        </m:r>
+      </m:oMath>
+      <w:r>
+        <w:rPr>
+          <w:i w:val="0"/>
+        </w:rPr>
+        <w:t xml:space="preserve"> receive the pre-activations </w:t>
+      </w:r>
+      <m:oMath>
+        <m:r>
+          <m:t>y−μ</m:t>
+        </m:r>
+      </m:oMath>
+      <w:r>
+        <w:rPr>
+          <w:i w:val="0"/>
+        </w:rPr>
+        <w:t xml:space="preserve"> and </w:t>
+      </w:r>
+      <m:oMath>
+        <m:r>
+          <m:t>−y−μ</m:t>
+        </m:r>
+      </m:oMath>
+      <w:r>
+        <w:rPr>
+          <w:i w:val="0"/>
+        </w:rPr>
+        <w:t xml:space="preserve">, a pair the </w:t>
+      </w:r>
+      <m:oMath>
         <m:sSub>
           <m:e>
             <m:r>
-              <m:t>W</m:t>
-            </m:r>
-          </m:e>
-          <m:sub>
-            <m:r>
-              <m:t>c</m:t>
+              <m:t>Z</m:t>
+            </m:r>
+          </m:e>
+          <m:sub>
+            <m:r>
+              <m:t>2</m:t>
             </m:r>
           </m:sub>
         </m:sSub>
+      </m:oMath>
+      <w:r>
+        <w:rPr>
+          <w:i w:val="0"/>
+        </w:rPr>
+        <w:t xml:space="preserve"> symmetry exchanges, so the output layer may use only the symmetric combination, offset so that a decision point exists at all:</w:t>
+      </w:r>
+    </w:p>
+    <w:p>
+      <w:pPr>
+        <w:spacing w:before="200" w:after="200"/>
+        <w:ind w:firstLine="0"/>
+        <w:jc w:val="center"/>
+        <w:contextualSpacing w:val="0"/>
+      </w:pPr>
+      <m:oMath>
+        <m:r>
+          <m:t>z(y)=σ(y−μ)+σ(−y−μ)−</m:t>
+        </m:r>
+        <m:f>
+          <m:fPr>
+            <m:type m:val="bar"/>
+          </m:fPr>
+          <m:num>
+            <m:argPr>
+              <m:scrLvl m:val="0"/>
+            </m:argPr>
+            <m:r>
+              <m:t>1</m:t>
+            </m:r>
+          </m:num>
+          <m:den>
+            <m:argPr>
+              <m:scrLvl m:val="0"/>
+            </m:argPr>
+            <m:r>
+              <m:t>2</m:t>
+            </m:r>
+          </m:den>
+        </m:f>
+        <m:r>
+          <m:t>,</m:t>
+        </m:r>
+        <m:r>
+          <m:t>F=</m:t>
+        </m:r>
+        <m:f>
+          <m:fPr>
+            <m:type m:val="bar"/>
+          </m:fPr>
+          <m:num>
+            <m:argPr>
+              <m:scrLvl m:val="0"/>
+            </m:argPr>
+            <m:r>
+              <m:t>1</m:t>
+            </m:r>
+          </m:num>
+          <m:den>
+            <m:argPr>
+              <m:scrLvl m:val="0"/>
+            </m:argPr>
+            <m:r>
+              <m:t>2</m:t>
+            </m:r>
+          </m:den>
+        </m:f>
+        <m:r>
+          <m:t>[1+</m:t>
+        </m:r>
+        <m:r>
+          <m:rPr>
+            <m:sty m:val="p"/>
+          </m:rPr>
+          <m:t>tanh</m:t>
+        </m:r>
+        <m:r>
+          <m:t>(Λz)].</m:t>
+        </m:r>
+      </m:oMath>
+    </w:p>
+    <w:p>
+      <w:r>
+        <w:rPr>
+          <w:i w:val="0"/>
+        </w:rPr>
+        <w:t xml:space="preserve">The trainable content is the threshold </w:t>
+      </w:r>
+      <m:oMath>
+        <m:r>
+          <m:t>μ</m:t>
+        </m:r>
+      </m:oMath>
+      <w:r>
+        <w:rPr>
+          <w:i w:val="0"/>
+        </w:rPr>
+        <w:t xml:space="preserve"> and the gain </w:t>
+      </w:r>
+      <m:oMath>
+        <m:r>
+          <m:t>Λ</m:t>
+        </m:r>
+      </m:oMath>
+      <w:r>
+        <w:rPr>
+          <w:i w:val="0"/>
+        </w:rPr>
+        <w:t xml:space="preserve">, and the pseudotransition temperature is fixed by </w:t>
+      </w:r>
+      <m:oMath>
+        <m:r>
+          <m:t>⟨F</m:t>
+        </m:r>
+        <m:sSub>
+          <m:e>
+            <m:r>
+              <m:t>⟩</m:t>
+            </m:r>
+          </m:e>
+          <m:sub>
+            <m:sSup>
+              <m:e>
+                <m:r>
+                  <m:t>T</m:t>
+                </m:r>
+              </m:e>
+              <m:sup>
+                <m:r>
+                  <m:t>*</m:t>
+                </m:r>
+              </m:sup>
+            </m:sSup>
+          </m:sub>
+        </m:sSub>
+        <m:r>
+          <m:t>=1/2</m:t>
+        </m:r>
+      </m:oMath>
+      <w:r>
+        <w:rPr>
+          <w:i w:val="0"/>
+        </w:rPr>
+        <w:t>.</w:t>
+      </w:r>
+    </w:p>
+    <w:p>
+      <w:r>
+        <w:rPr>
+          <w:i w:val="0"/>
+        </w:rPr>
+        <w:t xml:space="preserve">Because </w:t>
+      </w:r>
+      <m:oMath>
+        <m:r>
+          <m:t>z</m:t>
+        </m:r>
+      </m:oMath>
+      <w:r>
+        <w:rPr>
+          <w:i w:val="0"/>
+        </w:rPr>
+        <w:t xml:space="preserve"> is even in </w:t>
+      </w:r>
+      <m:oMath>
+        <m:r>
+          <m:t>y</m:t>
+        </m:r>
+      </m:oMath>
+      <w:r>
+        <w:rPr>
+          <w:i w:val="0"/>
+        </w:rPr>
+        <w:t xml:space="preserve">, its expansion about zero magnetization has no linear term: </w:t>
+      </w:r>
+      <m:oMath>
+        <m:r>
+          <m:t>z(y)=2σ(−μ)−</m:t>
+        </m:r>
+        <m:f>
+          <m:fPr>
+            <m:type m:val="bar"/>
+          </m:fPr>
+          <m:num>
+            <m:argPr>
+              <m:scrLvl m:val="0"/>
+            </m:argPr>
+            <m:r>
+              <m:t>1</m:t>
+            </m:r>
+          </m:num>
+          <m:den>
+            <m:argPr>
+              <m:scrLvl m:val="0"/>
+            </m:argPr>
+            <m:r>
+              <m:t>2</m:t>
+            </m:r>
+          </m:den>
+        </m:f>
+        <m:r>
+          <m:t>+</m:t>
+        </m:r>
+        <m:sSup>
+          <m:e>
+            <m:r>
+              <m:t>σ</m:t>
+            </m:r>
+          </m:e>
+          <m:sup>
+            <m:r>
+              <m:t>″</m:t>
+            </m:r>
+          </m:sup>
+        </m:sSup>
+        <m:r>
+          <m:t>(−μ)</m:t>
+        </m:r>
+        <m:sSup>
+          <m:e>
+            <m:r>
+              <m:t>y</m:t>
+            </m:r>
+          </m:e>
+          <m:sup>
+            <m:r>
+              <m:t>2</m:t>
+            </m:r>
+          </m:sup>
+        </m:sSup>
+        <m:r>
+          <m:t>+O(</m:t>
+        </m:r>
+        <m:sSup>
+          <m:e>
+            <m:r>
+              <m:t>y</m:t>
+            </m:r>
+          </m:e>
+          <m:sup>
+            <m:r>
+              <m:t>4</m:t>
+            </m:r>
+          </m:sup>
+        </m:sSup>
         <m:r>
           <m:t>)</m:t>
+        </m:r>
+      </m:oMath>
+      <w:r>
+        <w:rPr>
+          <w:i w:val="0"/>
+        </w:rPr>
+        <w:t xml:space="preserve">. The constant vanishes when </w:t>
+      </w:r>
+      <m:oMath>
+        <m:r>
+          <m:t>σ(−μ)=1/4</m:t>
+        </m:r>
+      </m:oMath>
+      <w:r>
+        <w:rPr>
+          <w:i w:val="0"/>
+        </w:rPr>
+        <w:t xml:space="preserve">, that is when </w:t>
+      </w:r>
+      <m:oMath>
+        <m:r>
+          <m:t>μ=</m:t>
+        </m:r>
+        <m:r>
+          <m:rPr>
+            <m:sty m:val="p"/>
+          </m:rPr>
+          <m:t>ln</m:t>
+        </m:r>
+        <m:r>
+          <m:t>3</m:t>
+        </m:r>
+      </m:oMath>
+      <w:r>
+        <w:rPr>
+          <w:i w:val="0"/>
+        </w:rPr>
+        <w:t xml:space="preserve">. So </w:t>
+      </w:r>
+      <m:oMath>
+        <m:r>
+          <m:rPr>
+            <m:sty m:val="p"/>
+          </m:rPr>
+          <m:t>ln</m:t>
+        </m:r>
+        <m:r>
+          <m:t>3</m:t>
+        </m:r>
+      </m:oMath>
+      <w:r>
+        <w:rPr>
+          <w:i w:val="0"/>
+        </w:rPr>
+        <w:t xml:space="preserve"> is not fitted; it is the threshold at which a classifier of this shape puts its decision point at zero magnetization, a property of the logistic function and nothing else. Writing </w:t>
+      </w:r>
+      <m:oMath>
+        <m:r>
+          <m:t>μ=</m:t>
+        </m:r>
+        <m:r>
+          <m:rPr>
+            <m:sty m:val="p"/>
+          </m:rPr>
+          <m:t>ln</m:t>
+        </m:r>
+        <m:r>
+          <m:t>3+δ</m:t>
+        </m:r>
+      </m:oMath>
+      <w:r>
+        <w:rPr>
+          <w:i w:val="0"/>
+        </w:rPr>
+        <w:t xml:space="preserve"> and using </w:t>
+      </w:r>
+      <m:oMath>
+        <m:sSup>
+          <m:e>
+            <m:r>
+              <m:t>σ</m:t>
+            </m:r>
+          </m:e>
+          <m:sup>
+            <m:r>
+              <m:t>′</m:t>
+            </m:r>
+          </m:sup>
+        </m:sSup>
+        <m:r>
+          <m:t>(−</m:t>
+        </m:r>
+        <m:r>
+          <m:rPr>
+            <m:sty m:val="p"/>
+          </m:rPr>
+          <m:t>ln</m:t>
+        </m:r>
+        <m:r>
+          <m:t>3)=3/16</m:t>
+        </m:r>
+      </m:oMath>
+      <w:r>
+        <w:rPr>
+          <w:i w:val="0"/>
+        </w:rPr>
+        <w:t xml:space="preserve"> and </w:t>
+      </w:r>
+      <m:oMath>
+        <m:sSup>
+          <m:e>
+            <m:r>
+              <m:t>σ</m:t>
+            </m:r>
+          </m:e>
+          <m:sup>
+            <m:r>
+              <m:t>″</m:t>
+            </m:r>
+          </m:sup>
+        </m:sSup>
+        <m:r>
+          <m:t>(−</m:t>
+        </m:r>
+        <m:r>
+          <m:rPr>
+            <m:sty m:val="p"/>
+          </m:rPr>
+          <m:t>ln</m:t>
+        </m:r>
+        <m:r>
+          <m:t>3)=3/32</m:t>
+        </m:r>
+      </m:oMath>
+      <w:r>
+        <w:rPr>
+          <w:i w:val="0"/>
+        </w:rPr>
+        <w:t>,</w:t>
+      </w:r>
+    </w:p>
+    <w:p>
+      <w:pPr>
+        <w:spacing w:before="200" w:after="200"/>
+        <w:ind w:firstLine="0"/>
+        <w:jc w:val="center"/>
+        <w:contextualSpacing w:val="0"/>
+      </w:pPr>
+      <m:oMath>
+        <m:r>
+          <m:t>Λz≃</m:t>
+        </m:r>
+        <m:f>
+          <m:fPr>
+            <m:type m:val="bar"/>
+          </m:fPr>
+          <m:num>
+            <m:argPr>
+              <m:scrLvl m:val="0"/>
+            </m:argPr>
+            <m:r>
+              <m:t>3</m:t>
+            </m:r>
+          </m:num>
+          <m:den>
+            <m:argPr>
+              <m:scrLvl m:val="0"/>
+            </m:argPr>
+            <m:r>
+              <m:t>32</m:t>
+            </m:r>
+          </m:den>
+        </m:f>
+        <m:r>
+          <m:t>Λ(</m:t>
+        </m:r>
+        <m:sSup>
+          <m:e>
+            <m:r>
+              <m:t>y</m:t>
+            </m:r>
+          </m:e>
+          <m:sup>
+            <m:r>
+              <m:t>2</m:t>
+            </m:r>
+          </m:sup>
+        </m:sSup>
+        <m:r>
+          <m:t>−4δ),</m:t>
+        </m:r>
+      </m:oMath>
+    </w:p>
+    <w:p>
+      <w:r>
+        <w:rPr>
+          <w:i w:val="0"/>
+        </w:rPr>
+        <w:t xml:space="preserve">a smoothed step in the squared magnetization that switches at </w:t>
+      </w:r>
+      <m:oMath>
+        <m:sSup>
+          <m:e>
+            <m:r>
+              <m:t>y</m:t>
+            </m:r>
+          </m:e>
+          <m:sup>
+            <m:r>
+              <m:t>2</m:t>
+            </m:r>
+          </m:sup>
+        </m:sSup>
+        <m:r>
+          <m:t>=4δ</m:t>
+        </m:r>
+      </m:oMath>
+      <w:r>
+        <w:rPr>
+          <w:i w:val="0"/>
+        </w:rPr>
+        <w:t xml:space="preserve"> with sharpness set by </w:t>
+      </w:r>
+      <m:oMath>
+        <m:r>
+          <m:t>Λ</m:t>
+        </m:r>
+      </m:oMath>
+      <w:r>
+        <w:rPr>
+          <w:i w:val="0"/>
+        </w:rPr>
+        <w:t>.</w:t>
+      </w:r>
+    </w:p>
+    <w:p>
+      <w:r>
+        <w:rPr>
+          <w:i w:val="0"/>
+        </w:rPr>
+        <w:t xml:space="preserve">That is enough to see where the exponents enter. At criticality the magnetization per spin scales as </w:t>
+      </w:r>
+      <m:oMath>
+        <m:r>
+          <m:t>⟨|y|⟩~</m:t>
+        </m:r>
+        <m:sSup>
+          <m:e>
+            <m:r>
+              <m:t>L</m:t>
+            </m:r>
+          </m:e>
+          <m:sup>
+            <m:r>
+              <m:t>−</m:t>
+            </m:r>
+            <m:sSub>
+              <m:e>
+                <m:r>
+                  <m:t>Δ</m:t>
+                </m:r>
+              </m:e>
+              <m:sub>
+                <m:r>
+                  <m:t>σ</m:t>
+                </m:r>
+              </m:sub>
+            </m:sSub>
+          </m:sup>
+        </m:sSup>
+      </m:oMath>
+      <w:r>
+        <w:rPr>
+          <w:i w:val="0"/>
+        </w:rPr>
+        <w:t xml:space="preserve"> with </w:t>
+      </w:r>
+      <m:oMath>
+        <m:sSub>
+          <m:e>
+            <m:r>
+              <m:t>Δ</m:t>
+            </m:r>
+          </m:e>
+          <m:sub>
+            <m:r>
+              <m:t>σ</m:t>
+            </m:r>
+          </m:sub>
+        </m:sSub>
+        <m:r>
+          <m:t>=β/ν</m:t>
+        </m:r>
+      </m:oMath>
+      <w:r>
+        <w:rPr>
+          <w:i w:val="0"/>
+        </w:rPr>
+        <w:t xml:space="preserve"> the scaling dimension of the order parameter. A threshold in </w:t>
+      </w:r>
+      <m:oMath>
+        <m:sSup>
+          <m:e>
+            <m:r>
+              <m:t>y</m:t>
+            </m:r>
+          </m:e>
+          <m:sup>
+            <m:r>
+              <m:t>2</m:t>
+            </m:r>
+          </m:sup>
+        </m:sSup>
+      </m:oMath>
+      <w:r>
+        <w:rPr>
+          <w:i w:val="0"/>
+        </w:rPr>
+        <w:t xml:space="preserve"> stays in contact with the data only if it tracks that scale, forcing </w:t>
+      </w:r>
+      <m:oMath>
+        <m:sSub>
+          <m:e>
+            <m:r>
+              <m:t>μ</m:t>
+            </m:r>
+          </m:e>
+          <m:sub>
+            <m:r>
+              <m:t>L</m:t>
+            </m:r>
+          </m:sub>
+        </m:sSub>
+        <m:r>
+          <m:t>−</m:t>
+        </m:r>
+        <m:r>
+          <m:rPr>
+            <m:sty m:val="p"/>
+          </m:rPr>
+          <m:t>ln</m:t>
+        </m:r>
+        <m:r>
+          <m:t>3~</m:t>
+        </m:r>
+        <m:sSup>
+          <m:e>
+            <m:r>
+              <m:t>L</m:t>
+            </m:r>
+          </m:e>
+          <m:sup>
+            <m:r>
+              <m:t>−2</m:t>
+            </m:r>
+            <m:sSub>
+              <m:e>
+                <m:r>
+                  <m:t>Δ</m:t>
+                </m:r>
+              </m:e>
+              <m:sub>
+                <m:r>
+                  <m:t>σ</m:t>
+                </m:r>
+              </m:sub>
+            </m:sSub>
+          </m:sup>
+        </m:sSup>
+      </m:oMath>
+      <w:r>
+        <w:rPr>
+          <w:i w:val="0"/>
+        </w:rPr>
+        <w:t xml:space="preserve">, and the argument stays of order unity rather than saturating only if </w:t>
+      </w:r>
+      <m:oMath>
+        <m:sSub>
+          <m:e>
+            <m:r>
+              <m:t>Λ</m:t>
+            </m:r>
+          </m:e>
+          <m:sub>
+            <m:r>
+              <m:t>L</m:t>
+            </m:r>
+          </m:sub>
+        </m:sSub>
+        <m:r>
+          <m:t>~</m:t>
+        </m:r>
+        <m:sSup>
+          <m:e>
+            <m:r>
+              <m:t>L</m:t>
+            </m:r>
+          </m:e>
+          <m:sup>
+            <m:r>
+              <m:t>2</m:t>
+            </m:r>
+            <m:sSub>
+              <m:e>
+                <m:r>
+                  <m:t>Δ</m:t>
+                </m:r>
+              </m:e>
+              <m:sub>
+                <m:r>
+                  <m:t>σ</m:t>
+                </m:r>
+              </m:sub>
+            </m:sSub>
+          </m:sup>
+        </m:sSup>
+      </m:oMath>
+      <w:r>
+        <w:rPr>
+          <w:i w:val="0"/>
+        </w:rPr>
+        <w:t xml:space="preserve">; solving the training problem analytically, Kim and Kim find exactly those two laws. The rate at which the threshold approaches </w:t>
+      </w:r>
+      <m:oMath>
+        <m:r>
+          <m:rPr>
+            <m:sty m:val="p"/>
+          </m:rPr>
+          <m:t>ln</m:t>
+        </m:r>
+        <m:r>
+          <m:t>3</m:t>
+        </m:r>
+      </m:oMath>
+      <w:r>
+        <w:rPr>
+          <w:i w:val="0"/>
+        </w:rPr>
+        <w:t xml:space="preserve"> and the rate at which the gain grows are both measurements of the scaling dimension.</w:t>
+      </w:r>
+    </w:p>
+    <w:p>
+      <w:r>
+        <w:rPr>
+          <w:i w:val="0"/>
+        </w:rPr>
+        <w:t xml:space="preserve">The two exponents then live in different places. Once </w:t>
+      </w:r>
+      <m:oMath>
+        <m:sSub>
+          <m:e>
+            <m:r>
+              <m:t>Λ</m:t>
+            </m:r>
+          </m:e>
+          <m:sub>
+            <m:r>
+              <m:t>L</m:t>
+            </m:r>
+          </m:sub>
+        </m:sSub>
+      </m:oMath>
+      <w:r>
+        <w:rPr>
+          <w:i w:val="0"/>
+        </w:rPr>
+        <w:t xml:space="preserve"> and </w:t>
+      </w:r>
+      <m:oMath>
+        <m:sSub>
+          <m:e>
+            <m:r>
+              <m:t>μ</m:t>
+            </m:r>
+          </m:e>
+          <m:sub>
+            <m:r>
+              <m:t>L</m:t>
+            </m:r>
+          </m:sub>
+        </m:sSub>
+      </m:oMath>
+      <w:r>
+        <w:rPr>
+          <w:i w:val="0"/>
+        </w:rPr>
+        <w:t xml:space="preserve"> run that way, the output depends on a configuration only through </w:t>
+      </w:r>
+      <m:oMath>
+        <m:r>
+          <m:t>y</m:t>
+        </m:r>
+        <m:sSup>
+          <m:e>
+            <m:r>
+              <m:t>L</m:t>
+            </m:r>
+          </m:e>
+          <m:sup>
+            <m:sSub>
+              <m:e>
+                <m:r>
+                  <m:t>Δ</m:t>
+                </m:r>
+              </m:e>
+              <m:sub>
+                <m:r>
+                  <m:t>σ</m:t>
+                </m:r>
+              </m:sub>
+            </m:sSub>
+          </m:sup>
+        </m:sSup>
+      </m:oMath>
+      <w:r>
+        <w:rPr>
+          <w:i w:val="0"/>
+        </w:rPr>
+        <w:t xml:space="preserve">, whose distribution under the finite-size Gibbs measure is a function of </w:t>
+      </w:r>
+      <m:oMath>
+        <m:r>
+          <m:t>y</m:t>
+        </m:r>
+        <m:sSup>
+          <m:e>
+            <m:r>
+              <m:t>L</m:t>
+            </m:r>
+          </m:e>
+          <m:sup>
+            <m:sSub>
+              <m:e>
+                <m:r>
+                  <m:t>Δ</m:t>
+                </m:r>
+              </m:e>
+              <m:sub>
+                <m:r>
+                  <m:t>σ</m:t>
+                </m:r>
+              </m:sub>
+            </m:sSub>
+          </m:sup>
+        </m:sSup>
+      </m:oMath>
+      <w:r>
+        <w:rPr>
+          <w:i w:val="0"/>
+        </w:rPr>
+        <w:t xml:space="preserve"> and of </w:t>
+      </w:r>
+      <m:oMath>
+        <m:r>
+          <m:t>t</m:t>
         </m:r>
         <m:sSup>
           <m:e>
@@ -1765,127 +3901,26 @@
             </m:f>
           </m:sup>
         </m:sSup>
-        <m:r>
-          <m:t>]</m:t>
-        </m:r>
-      </m:oMath>
-      <w:r>
-        <w:rPr>
-          <w:i w:val="0"/>
-        </w:rPr>
-        <w:t xml:space="preserve"> is written down, but the critical disorders and exponents beside it are previously published values from finite-size scaling of the localization length, entering as reference points for the network output. Determining </w:t>
-      </w:r>
-      <m:oMath>
-        <m:r>
-          <m:t>ν</m:t>
-        </m:r>
-      </m:oMath>
-      <w:r>
-        <w:rPr>
-          <w:i w:val="0"/>
-        </w:rPr>
-        <w:t>, the authors state, lies beyond the scope of the Letter.</w:t>
-      </w:r>
-    </w:p>
-    <w:p>
-      <w:pPr>
-        <w:pStyle w:val="BookSection"/>
-      </w:pPr>
-      <w:r>
-        <w:t>What the one-half crossing measures</w:t>
-      </w:r>
-    </w:p>
-    <w:p>
-      <w:r>
-        <w:rPr>
-          <w:i w:val="0"/>
-        </w:rPr>
-        <w:t xml:space="preserve">Dongkyu Kim and Dong-Hee Kim stripped the classifier down until it could be solved. The input is compressed to the single number </w:t>
-      </w:r>
-      <m:oMath>
-        <m:r>
-          <m:t>y=</m:t>
-        </m:r>
-        <m:sSup>
-          <m:e>
-            <m:r>
-              <m:t>N</m:t>
-            </m:r>
-          </m:e>
-          <m:sup>
-            <m:r>
-              <m:t>−1</m:t>
-            </m:r>
-          </m:sup>
-        </m:sSup>
-        <m:nary>
-          <m:naryPr>
-            <m:chr m:val="∑"/>
-            <m:limLoc m:val="subSup"/>
-            <m:grow m:val="1"/>
-            <m:subHide m:val="off"/>
-            <m:supHide m:val="on"/>
-          </m:naryPr>
-          <m:sub>
-            <m:r>
-              <m:t>i</m:t>
-            </m:r>
-          </m:sub>
-          <m:sup/>
-          <m:e>
-            <m:sSub>
-              <m:e>
-                <m:r>
-                  <m:t>s</m:t>
-                </m:r>
-              </m:e>
-              <m:sub>
-                <m:r>
-                  <m:t>i</m:t>
-                </m:r>
-              </m:sub>
-            </m:sSub>
-          </m:e>
-        </m:nary>
-      </m:oMath>
-      <w:r>
-        <w:rPr>
-          <w:i w:val="0"/>
-        </w:rPr>
-        <w:t xml:space="preserve">. Two hidden neurons receive the arguments </w:t>
-      </w:r>
-      <m:oMath>
-        <m:r>
-          <m:t>y−μ</m:t>
-        </m:r>
-      </m:oMath>
-      <w:r>
-        <w:rPr>
-          <w:i w:val="0"/>
-        </w:rPr>
-        <w:t xml:space="preserve"> and </w:t>
-      </w:r>
-      <m:oMath>
-        <m:r>
-          <m:t>−y−μ</m:t>
-        </m:r>
-      </m:oMath>
-      <w:r>
-        <w:rPr>
-          <w:i w:val="0"/>
-        </w:rPr>
-        <w:t xml:space="preserve">, a pair that the </w:t>
-      </w:r>
-      <m:oMath>
+      </m:oMath>
+      <w:r>
+        <w:rPr>
+          <w:i w:val="0"/>
+        </w:rPr>
+        <w:t xml:space="preserve">, so averaging leaves </w:t>
+      </w:r>
+      <m:oMath>
+        <m:r>
+          <m:t>⟨F</m:t>
+        </m:r>
         <m:sSub>
           <m:e>
             <m:r>
-              <m:t>Z</m:t>
-            </m:r>
-          </m:e>
-          <m:sub>
-            <m:r>
-              <m:t>2</m:t>
+              <m:t>⟩</m:t>
+            </m:r>
+          </m:e>
+          <m:sub>
+            <m:r>
+              <m:t>T</m:t>
             </m:r>
           </m:sub>
         </m:sSub>
@@ -1894,498 +3929,7 @@
         <w:rPr>
           <w:i w:val="0"/>
         </w:rPr>
-        <w:t xml:space="preserve"> symmetry of the model exchanges, so the only combination of their responses the output layer may use is the symmetric one; call it </w:t>
-      </w:r>
-      <m:oMath>
-        <m:r>
-          <m:t>z</m:t>
-        </m:r>
-      </m:oMath>
-      <w:r>
-        <w:rPr>
-          <w:i w:val="0"/>
-        </w:rPr>
-        <w:t xml:space="preserve">. The output is </w:t>
-      </w:r>
-      <m:oMath>
-        <m:r>
-          <m:t>q=</m:t>
-        </m:r>
-        <m:f>
-          <m:fPr>
-            <m:type m:val="bar"/>
-          </m:fPr>
-          <m:num>
-            <m:argPr>
-              <m:scrLvl m:val="0"/>
-            </m:argPr>
-            <m:r>
-              <m:t>1</m:t>
-            </m:r>
-          </m:num>
-          <m:den>
-            <m:argPr>
-              <m:scrLvl m:val="0"/>
-            </m:argPr>
-            <m:r>
-              <m:t>2</m:t>
-            </m:r>
-          </m:den>
-        </m:f>
-        <m:r>
-          <m:t>[1+</m:t>
-        </m:r>
-        <m:r>
-          <m:rPr>
-            <m:sty m:val="p"/>
-          </m:rPr>
-          <m:t>tanh</m:t>
-        </m:r>
-        <m:r>
-          <m:t>(Λz)]</m:t>
-        </m:r>
-      </m:oMath>
-      <w:r>
-        <w:rPr>
-          <w:i w:val="0"/>
-        </w:rPr>
-        <w:t xml:space="preserve">, and the entire trainable content of the model is the threshold </w:t>
-      </w:r>
-      <m:oMath>
-        <m:r>
-          <m:t>μ</m:t>
-        </m:r>
-      </m:oMath>
-      <w:r>
-        <w:rPr>
-          <w:i w:val="0"/>
-        </w:rPr>
-        <w:t xml:space="preserve"> and the gain </w:t>
-      </w:r>
-      <m:oMath>
-        <m:r>
-          <m:t>Λ</m:t>
-        </m:r>
-      </m:oMath>
-      <w:r>
-        <w:rPr>
-          <w:i w:val="0"/>
-        </w:rPr>
-        <w:t xml:space="preserve">. Since </w:t>
-      </w:r>
-      <m:oMath>
-        <m:r>
-          <m:t>z</m:t>
-        </m:r>
-      </m:oMath>
-      <w:r>
-        <w:rPr>
-          <w:i w:val="0"/>
-        </w:rPr>
-        <w:t xml:space="preserve"> is even in </w:t>
-      </w:r>
-      <m:oMath>
-        <m:r>
-          <m:t>y</m:t>
-        </m:r>
-      </m:oMath>
-      <w:r>
-        <w:rPr>
-          <w:i w:val="0"/>
-        </w:rPr>
-        <w:t xml:space="preserve">, its leading dependence is on </w:t>
-      </w:r>
-      <m:oMath>
-        <m:sSup>
-          <m:e>
-            <m:r>
-              <m:t>y</m:t>
-            </m:r>
-          </m:e>
-          <m:sup>
-            <m:r>
-              <m:t>2</m:t>
-            </m:r>
-          </m:sup>
-        </m:sSup>
-      </m:oMath>
-      <w:r>
-        <w:rPr>
-          <w:i w:val="0"/>
-        </w:rPr>
-        <w:t xml:space="preserve">, so </w:t>
-      </w:r>
-      <m:oMath>
-        <m:r>
-          <m:t>q</m:t>
-        </m:r>
-      </m:oMath>
-      <w:r>
-        <w:rPr>
-          <w:i w:val="0"/>
-        </w:rPr>
-        <w:t xml:space="preserve"> is a smoothed step that switches on when </w:t>
-      </w:r>
-      <m:oMath>
-        <m:sSup>
-          <m:e>
-            <m:r>
-              <m:t>y</m:t>
-            </m:r>
-          </m:e>
-          <m:sup>
-            <m:r>
-              <m:t>2</m:t>
-            </m:r>
-          </m:sup>
-        </m:sSup>
-      </m:oMath>
-      <w:r>
-        <w:rPr>
-          <w:i w:val="0"/>
-        </w:rPr>
-        <w:t xml:space="preserve"> crosses a threshold, with </w:t>
-      </w:r>
-      <m:oMath>
-        <m:r>
-          <m:t>Λ</m:t>
-        </m:r>
-      </m:oMath>
-      <w:r>
-        <w:rPr>
-          <w:i w:val="0"/>
-        </w:rPr>
-        <w:t xml:space="preserve"> setting the sharpness. The pseudotransition temperature is defined by </w:t>
-      </w:r>
-      <m:oMath>
-        <m:r>
-          <m:t>⟨q</m:t>
-        </m:r>
-        <m:sSub>
-          <m:e>
-            <m:r>
-              <m:t>⟩</m:t>
-            </m:r>
-          </m:e>
-          <m:sub>
-            <m:sSup>
-              <m:e>
-                <m:r>
-                  <m:t>T</m:t>
-                </m:r>
-              </m:e>
-              <m:sup>
-                <m:r>
-                  <m:t>*</m:t>
-                </m:r>
-              </m:sup>
-            </m:sSup>
-          </m:sub>
-        </m:sSub>
-        <m:r>
-          <m:t>=1/2</m:t>
-        </m:r>
-      </m:oMath>
-      <w:r>
-        <w:rPr>
-          <w:i w:val="0"/>
-        </w:rPr>
-        <w:t>.</w:t>
-      </w:r>
-    </w:p>
-    <w:p>
-      <w:r>
-        <w:rPr>
-          <w:i w:val="0"/>
-        </w:rPr>
-        <w:t xml:space="preserve">That is enough to see where the singularity enters. At criticality the magnetization per spin scales as </w:t>
-      </w:r>
-      <m:oMath>
-        <m:r>
-          <m:t>⟨|y|⟩~</m:t>
-        </m:r>
-        <m:sSup>
-          <m:e>
-            <m:r>
-              <m:t>L</m:t>
-            </m:r>
-          </m:e>
-          <m:sup>
-            <m:r>
-              <m:t>−</m:t>
-            </m:r>
-            <m:sSub>
-              <m:e>
-                <m:r>
-                  <m:t>Δ</m:t>
-                </m:r>
-              </m:e>
-              <m:sub>
-                <m:r>
-                  <m:t>σ</m:t>
-                </m:r>
-              </m:sub>
-            </m:sSub>
-          </m:sup>
-        </m:sSup>
-      </m:oMath>
-      <w:r>
-        <w:rPr>
-          <w:i w:val="0"/>
-        </w:rPr>
-        <w:t xml:space="preserve"> with </w:t>
-      </w:r>
-      <m:oMath>
-        <m:sSub>
-          <m:e>
-            <m:r>
-              <m:t>Δ</m:t>
-            </m:r>
-          </m:e>
-          <m:sub>
-            <m:r>
-              <m:t>σ</m:t>
-            </m:r>
-          </m:sub>
-        </m:sSub>
-        <m:r>
-          <m:t>=β/ν</m:t>
-        </m:r>
-      </m:oMath>
-      <w:r>
-        <w:rPr>
-          <w:i w:val="0"/>
-        </w:rPr>
-        <w:t xml:space="preserve"> the scaling dimension of the order parameter, so the argument of the output nonlinearity, </w:t>
-      </w:r>
-      <m:oMath>
-        <m:r>
-          <m:t>Λ</m:t>
-        </m:r>
-        <m:sSup>
-          <m:e>
-            <m:r>
-              <m:t>y</m:t>
-            </m:r>
-          </m:e>
-          <m:sup>
-            <m:r>
-              <m:t>2</m:t>
-            </m:r>
-          </m:sup>
-        </m:sSup>
-      </m:oMath>
-      <w:r>
-        <w:rPr>
-          <w:i w:val="0"/>
-        </w:rPr>
-        <w:t xml:space="preserve">, stays of order unity across system sizes only if </w:t>
-      </w:r>
-      <m:oMath>
-        <m:sSub>
-          <m:e>
-            <m:r>
-              <m:t>Λ</m:t>
-            </m:r>
-          </m:e>
-          <m:sub>
-            <m:r>
-              <m:t>L</m:t>
-            </m:r>
-          </m:sub>
-        </m:sSub>
-        <m:r>
-          <m:t>~</m:t>
-        </m:r>
-        <m:sSup>
-          <m:e>
-            <m:r>
-              <m:t>L</m:t>
-            </m:r>
-          </m:e>
-          <m:sup>
-            <m:r>
-              <m:t>2</m:t>
-            </m:r>
-            <m:sSub>
-              <m:e>
-                <m:r>
-                  <m:t>Δ</m:t>
-                </m:r>
-              </m:e>
-              <m:sub>
-                <m:r>
-                  <m:t>σ</m:t>
-                </m:r>
-              </m:sub>
-            </m:sSub>
-          </m:sup>
-        </m:sSup>
-      </m:oMath>
-      <w:r>
-        <w:rPr>
-          <w:i w:val="0"/>
-        </w:rPr>
-        <w:t xml:space="preserve">. Solving the training problem analytically, Kim and Kim find exactly that, together with </w:t>
-      </w:r>
-      <m:oMath>
-        <m:sSub>
-          <m:e>
-            <m:r>
-              <m:t>μ</m:t>
-            </m:r>
-          </m:e>
-          <m:sub>
-            <m:r>
-              <m:t>L</m:t>
-            </m:r>
-          </m:sub>
-        </m:sSub>
-        <m:r>
-          <m:t>−</m:t>
-        </m:r>
-        <m:r>
-          <m:rPr>
-            <m:sty m:val="p"/>
-          </m:rPr>
-          <m:t>ln</m:t>
-        </m:r>
-        <m:r>
-          <m:t>3~</m:t>
-        </m:r>
-        <m:sSup>
-          <m:e>
-            <m:r>
-              <m:t>L</m:t>
-            </m:r>
-          </m:e>
-          <m:sup>
-            <m:r>
-              <m:t>−2</m:t>
-            </m:r>
-            <m:sSub>
-              <m:e>
-                <m:r>
-                  <m:t>Δ</m:t>
-                </m:r>
-              </m:e>
-              <m:sub>
-                <m:r>
-                  <m:t>σ</m:t>
-                </m:r>
-              </m:sub>
-            </m:sSub>
-          </m:sup>
-        </m:sSup>
-      </m:oMath>
-      <w:r>
-        <w:rPr>
-          <w:i w:val="0"/>
-        </w:rPr>
-        <w:t xml:space="preserve"> for the learned threshold. That limit is arithmetic rather than physics: at </w:t>
-      </w:r>
-      <m:oMath>
-        <m:r>
-          <m:t>y=0</m:t>
-        </m:r>
-      </m:oMath>
-      <w:r>
-        <w:rPr>
-          <w:i w:val="0"/>
-        </w:rPr>
-        <w:t xml:space="preserve"> the two hidden units are driven equally, and a logistic unit held at threshold </w:t>
-      </w:r>
-      <m:oMath>
-        <m:r>
-          <m:rPr>
-            <m:sty m:val="p"/>
-          </m:rPr>
-          <m:t>ln</m:t>
-        </m:r>
-        <m:r>
-          <m:t>3</m:t>
-        </m:r>
-      </m:oMath>
-      <w:r>
-        <w:rPr>
-          <w:i w:val="0"/>
-        </w:rPr>
-        <w:t xml:space="preserve"> returns </w:t>
-      </w:r>
-      <m:oMath>
-        <m:r>
-          <m:t>1/(1+</m:t>
-        </m:r>
-        <m:sSup>
-          <m:e>
-            <m:r>
-              <m:t>e</m:t>
-            </m:r>
-          </m:e>
-          <m:sup>
-            <m:r>
-              <m:rPr>
-                <m:sty m:val="p"/>
-              </m:rPr>
-              <m:t>ln</m:t>
-            </m:r>
-            <m:r>
-              <m:t>3</m:t>
-            </m:r>
-          </m:sup>
-        </m:sSup>
-        <m:r>
-          <m:t>)=1/4</m:t>
-        </m:r>
-      </m:oMath>
-      <w:r>
-        <w:rPr>
-          <w:i w:val="0"/>
-        </w:rPr>
-        <w:t xml:space="preserve">, so the symmetric pair contributes exactly the one half that leaves the output at its decision point. What carries Ising content is the rate at which the finite-size threshold approaches that number, and the trained gain is a measurement of the scaling dimension. Once </w:t>
-      </w:r>
-      <m:oMath>
-        <m:sSub>
-          <m:e>
-            <m:r>
-              <m:t>Λ</m:t>
-            </m:r>
-          </m:e>
-          <m:sub>
-            <m:r>
-              <m:t>L</m:t>
-            </m:r>
-          </m:sub>
-        </m:sSub>
-      </m:oMath>
-      <w:r>
-        <w:rPr>
-          <w:i w:val="0"/>
-        </w:rPr>
-        <w:t xml:space="preserve"> scales that way, </w:t>
-      </w:r>
-      <m:oMath>
-        <m:r>
-          <m:t>⟨q</m:t>
-        </m:r>
-        <m:sSub>
-          <m:e>
-            <m:r>
-              <m:t>⟩</m:t>
-            </m:r>
-          </m:e>
-          <m:sub>
-            <m:r>
-              <m:t>T</m:t>
-            </m:r>
-          </m:sub>
-        </m:sSub>
-      </m:oMath>
-      <w:r>
-        <w:rPr>
-          <w:i w:val="0"/>
-        </w:rPr>
-        <w:t xml:space="preserve"> becomes a function of </w:t>
+        <w:t xml:space="preserve"> a function of </w:t>
       </w:r>
       <m:oMath>
         <m:r>
@@ -2420,18 +3964,7 @@
         <w:rPr>
           <w:i w:val="0"/>
         </w:rPr>
-        <w:t xml:space="preserve"> alone, which is why the softmax curves steepen as the exponents demand and cross where they do. This answers the question raised at the outset. The ensemble average never acquires a singularity; the exponents live entirely in how the fitted parameters run with </w:t>
-      </w:r>
-      <m:oMath>
-        <m:r>
-          <m:t>L</m:t>
-        </m:r>
-      </m:oMath>
-      <w:r>
-        <w:rPr>
-          <w:i w:val="0"/>
-        </w:rPr>
-        <w:t>.</w:t>
+        <w:t xml:space="preserve"> alone. The network supplies the scaling dimension through parameters it fits; the ensemble supplies the correlation-length exponent through the measure the fitted network is averaged over. That is where the sharpening comes from, and every curve in the sequence stays analytic, the singularity belonging to the limit rather than to any member of it.</w:t>
       </w:r>
     </w:p>
     <w:p>
@@ -2503,29 +4036,7 @@
         <w:rPr>
           <w:i w:val="0"/>
         </w:rPr>
-        <w:t xml:space="preserve">, matching the hundred-unit network's </w:t>
-      </w:r>
-      <m:oMath>
-        <m:r>
-          <m:t>2.266(2)</m:t>
-        </m:r>
-      </m:oMath>
-      <w:r>
-        <w:rPr>
-          <w:i w:val="0"/>
-        </w:rPr>
-        <w:t xml:space="preserve"> and </w:t>
-      </w:r>
-      <m:oMath>
-        <m:r>
-          <m:t>1.0(2)</m:t>
-        </m:r>
-      </m:oMath>
-      <w:r>
-        <w:rPr>
-          <w:i w:val="0"/>
-        </w:rPr>
-        <w:t xml:space="preserve"> within the quoted uncertainties, and the square-trained model gives </w:t>
+        <w:t xml:space="preserve">, and the square-trained model gives </w:t>
       </w:r>
       <m:oMath>
         <m:sSub>
@@ -2579,7 +4090,7 @@
         <w:rPr>
           <w:i w:val="0"/>
         </w:rPr>
-        <w:t xml:space="preserve">. That agreement licenses reading the large network through the small one, since two free parameters reproduce what a hundred hidden units produce. It also explains the transfer between lattices that made the original paper striking. The two lattices share a universality class and therefore a scaling dimension, and the network has fitted the scaling dimension. Universality is doing the generalizing, not the network. The corollary is immediate and Kim and Kim supply it. Applied to the three-dimensional Ising model, whose scaling dimension differs, the two-dimensional-trained model still yields a </w:t>
+        <w:t xml:space="preserve">. Two free parameters reproduce what a hundred hidden units produce, which explains the transfer: the lattices share a universality class and therefore a scaling dimension, which is what the network fitted. Applied to the three-dimensional Ising model, whose scaling dimension differs, the model still yields a </w:t>
       </w:r>
       <m:oMath>
         <m:sSubSup>
@@ -2608,7 +4119,7 @@
       </w:r>
       <m:oMath>
         <m:r>
-          <m:t>⟨q</m:t>
+          <m:t>⟨F</m:t>
         </m:r>
         <m:sSub>
           <m:e>
@@ -2630,7 +4141,72 @@
         <w:rPr>
           <w:i w:val="0"/>
         </w:rPr>
-        <w:t xml:space="preserve"> always has a solution, but the curves at different </w:t>
+        <w:t xml:space="preserve"> always has a solution, but the curves no longer cross and the extrapolation converges on a spurious 4.4695; the correct </w:t>
+      </w:r>
+      <m:oMath>
+        <m:sSub>
+          <m:e>
+            <m:r>
+              <m:t>Δ</m:t>
+            </m:r>
+          </m:e>
+          <m:sub>
+            <m:r>
+              <m:t>σ</m:t>
+            </m:r>
+          </m:sub>
+        </m:sSub>
+        <m:r>
+          <m:t>=0.51815</m:t>
+        </m:r>
+      </m:oMath>
+      <w:r>
+        <w:rPr>
+          <w:i w:val="0"/>
+        </w:rPr>
+        <w:t xml:space="preserve"> and </w:t>
+      </w:r>
+      <m:oMath>
+        <m:r>
+          <m:t>ν=0.63</m:t>
+        </m:r>
+      </m:oMath>
+      <w:r>
+        <w:rPr>
+          <w:i w:val="0"/>
+        </w:rPr>
+        <w:t xml:space="preserve"> recover </w:t>
+      </w:r>
+      <m:oMath>
+        <m:sSub>
+          <m:e>
+            <m:r>
+              <m:t>T</m:t>
+            </m:r>
+          </m:e>
+          <m:sub>
+            <m:r>
+              <m:t>c</m:t>
+            </m:r>
+          </m:sub>
+        </m:sSub>
+        <m:r>
+          <m:t>=4.51152(1)</m:t>
+        </m:r>
+      </m:oMath>
+      <w:r>
+        <w:rPr>
+          <w:i w:val="0"/>
+        </w:rPr>
+        <w:t>.</w:t>
+      </w:r>
+    </w:p>
+    <w:p>
+      <w:r>
+        <w:rPr>
+          <w:i w:val="0"/>
+        </w:rPr>
+        <w:t xml:space="preserve">The one-half criterion does not survive as a general estimator. Chertenkov, Burovski and Shchur repeated the classification for the two-dimensional Ising and Baxter-Wu models, in different universality classes, across a fully connected network, a convolutional network, and ResNet-10, 18, 34 and 50. The phenomenology holds everywhere, with the transition region narrowing as </w:t>
       </w:r>
       <m:oMath>
         <m:r>
@@ -2641,7 +4217,57 @@
         <w:rPr>
           <w:i w:val="0"/>
         </w:rPr>
-        <w:t xml:space="preserve"> no longer cross and the extrapolation converges on a spurious </w:t>
+        <w:t xml:space="preserve"> grows. The crossing does not. For the fully connected network the equal-prediction point is shifted systematically into the paramagnetic phase at every size for both models, and for the ResNets the shift is not even systematic, ResNet-50 on Ising data moving the largest three sizes one way and the smallest two the other. It is not a reliable finite-size estimate of </w:t>
+      </w:r>
+      <m:oMath>
+        <m:sSub>
+          <m:e>
+            <m:r>
+              <m:t>T</m:t>
+            </m:r>
+          </m:e>
+          <m:sub>
+            <m:r>
+              <m:t>c</m:t>
+            </m:r>
+          </m:sub>
+        </m:sSub>
+      </m:oMath>
+      <w:r>
+        <w:rPr>
+          <w:i w:val="0"/>
+        </w:rPr>
+        <w:t xml:space="preserve"> in general, the authors conclude. It survives for the convolutional network on Ising data, identified in that paper with the Carrasquilla-Melko case, loosely, since the square and triangular results came from the fully connected network.</w:t>
+      </w:r>
+    </w:p>
+    <w:p>
+      <w:r>
+        <w:rPr>
+          <w:i w:val="0"/>
+        </w:rPr>
+        <w:t xml:space="preserve">That verdict concerns one number read off at one size, which is why it does not collide with the determinations above: the </w:t>
+      </w:r>
+      <m:oMath>
+        <m:r>
+          <m:t>2.266(2)</m:t>
+        </m:r>
+      </m:oMath>
+      <w:r>
+        <w:rPr>
+          <w:i w:val="0"/>
+        </w:rPr>
+        <w:t xml:space="preserve"> collapses a whole averaged-output curve and the </w:t>
+      </w:r>
+      <m:oMath>
+        <m:r>
+          <m:t>2.267(1)</m:t>
+        </m:r>
+      </m:oMath>
+      <w:r>
+        <w:rPr>
+          <w:i w:val="0"/>
+        </w:rPr>
+        <w:t xml:space="preserve"> extrapolates </w:t>
       </w:r>
       <m:oMath>
         <m:sSubSup>
@@ -2652,7 +4278,7 @@
           </m:e>
           <m:sub>
             <m:r>
-              <m:t>∞</m:t>
+              <m:t>L</m:t>
             </m:r>
           </m:sub>
           <m:sup>
@@ -2661,133 +4287,43 @@
             </m:r>
           </m:sup>
         </m:sSubSup>
-        <m:r>
-          <m:t>≈4.4695</m:t>
-        </m:r>
-      </m:oMath>
-      <w:r>
-        <w:rPr>
-          <w:i w:val="0"/>
-        </w:rPr>
-        <w:t xml:space="preserve">. Feeding in the correct three-dimensional </w:t>
+      </m:oMath>
+      <w:r>
+        <w:rPr>
+          <w:i w:val="0"/>
+        </w:rPr>
+        <w:t xml:space="preserve"> across sizes, and a crossing that is biased but drifts regularly with </w:t>
+      </w:r>
+      <m:oMath>
+        <m:r>
+          <m:t>L</m:t>
+        </m:r>
+      </m:oMath>
+      <w:r>
+        <w:rPr>
+          <w:i w:val="0"/>
+        </w:rPr>
+        <w:t xml:space="preserve"> can still collapse onto the right </w:t>
       </w:r>
       <m:oMath>
         <m:sSub>
           <m:e>
             <m:r>
-              <m:t>Δ</m:t>
-            </m:r>
-          </m:e>
-          <m:sub>
-            <m:r>
-              <m:t>σ</m:t>
+              <m:t>T</m:t>
+            </m:r>
+          </m:e>
+          <m:sub>
+            <m:r>
+              <m:t>c</m:t>
             </m:r>
           </m:sub>
         </m:sSub>
-        <m:r>
-          <m:t>=0.51815</m:t>
-        </m:r>
-      </m:oMath>
-      <w:r>
-        <w:rPr>
-          <w:i w:val="0"/>
-        </w:rPr>
-        <w:t xml:space="preserve"> and </w:t>
-      </w:r>
-      <m:oMath>
-        <m:r>
-          <m:t>ν=0.63</m:t>
-        </m:r>
-      </m:oMath>
-      <w:r>
-        <w:rPr>
-          <w:i w:val="0"/>
-        </w:rPr>
-        <w:t xml:space="preserve"> recovers </w:t>
-      </w:r>
-      <m:oMath>
-        <m:sSub>
-          <m:e>
-            <m:r>
-              <m:t>T</m:t>
-            </m:r>
-          </m:e>
-          <m:sub>
-            <m:r>
-              <m:t>c</m:t>
-            </m:r>
-          </m:sub>
-        </m:sSub>
-        <m:r>
-          <m:t>=4.51152(1)</m:t>
-        </m:r>
-      </m:oMath>
-      <w:r>
-        <w:rPr>
-          <w:i w:val="0"/>
-        </w:rPr>
-        <w:t>.</w:t>
-      </w:r>
-    </w:p>
-    <w:p>
-      <w:r>
-        <w:rPr>
-          <w:i w:val="0"/>
-        </w:rPr>
-        <w:t xml:space="preserve">The one-half criterion does not survive as a general estimator either. Vladislav Chertenkov, Evgeni Burovski and Lev Shchur repeated the supervised classification for the two-dimensional Ising model and the two-dimensional Baxter-Wu model, which lie in different universality classes, across six architectures: a fully connected network, a convolutional network, and ResNet-10, 18, 34 and 50. The phenomenology holds everywhere: output near one deep in the ordered phase, near zero deep in the disordered phase, a transition region narrowing as </w:t>
-      </w:r>
-      <m:oMath>
-        <m:r>
-          <m:t>L</m:t>
-        </m:r>
-      </m:oMath>
-      <w:r>
-        <w:rPr>
-          <w:i w:val="0"/>
-        </w:rPr>
-        <w:t xml:space="preserve"> grows. The crossing does not. For the fully connected network the equal-prediction point is systematically shifted into the paramagnetic phase, at every lattice size, for both models. For the ResNets the shift is not even systematic; on the Ising model with ResNet-50 the sizes </w:t>
-      </w:r>
-      <m:oMath>
-        <m:r>
-          <m:t>L=96,144,216</m:t>
-        </m:r>
-      </m:oMath>
-      <w:r>
-        <w:rPr>
-          <w:i w:val="0"/>
-        </w:rPr>
-        <w:t xml:space="preserve"> shift one way and </w:t>
-      </w:r>
-      <m:oMath>
-        <m:r>
-          <m:t>L=48,72</m:t>
-        </m:r>
-      </m:oMath>
-      <w:r>
-        <w:rPr>
-          <w:i w:val="0"/>
-        </w:rPr>
-        <w:t xml:space="preserve"> the other. The stated conclusion is that the equal-prediction point is not a reliable finite-size estimate of </w:t>
-      </w:r>
-      <m:oMath>
-        <m:sSub>
-          <m:e>
-            <m:r>
-              <m:t>T</m:t>
-            </m:r>
-          </m:e>
-          <m:sub>
-            <m:r>
-              <m:t>c</m:t>
-            </m:r>
-          </m:sub>
-        </m:sSub>
-      </m:oMath>
-      <w:r>
-        <w:rPr>
-          <w:i w:val="0"/>
-        </w:rPr>
-        <w:t xml:space="preserve"> in general. It survives, in that survey, for the convolutional network on Ising data, which is not the founding configuration: the original Ising classifier was fully connected, the architecture whose crossing is displaced at every size tested. The proposal instead is to use the variance of the network output, whose peak sits in the critical region and whose width obeys finite-size scaling governed by </w:t>
+      </m:oMath>
+      <w:r>
+        <w:rPr>
+          <w:i w:val="0"/>
+        </w:rPr>
+        <w:t xml:space="preserve">. It is also why the successor these authors propose reads the whole output distribution rather than one point on it, the variance, whose peak width obeys finite-size scaling governed by </w:t>
       </w:r>
       <m:oMath>
         <m:r>
@@ -2798,15 +4334,15 @@
         <w:rPr>
           <w:i w:val="0"/>
         </w:rPr>
-        <w:t>; a Ferdinand-Fisher fit returns 2.2691(4) for the fully connected network and 2.2687(4) for the convolutional one.</w:t>
-      </w:r>
-    </w:p>
-    <w:p>
-      <w:r>
-        <w:rPr>
-          <w:i w:val="0"/>
-        </w:rPr>
-        <w:t>None of this runs without labels, and every label came from a region where the answer was already secure by other means. The Ising tags came from Onsager's exact solution. The eigenfunction tags came from disorder strengths chosen deep inside each phase, on either side of a boundary that finite-size scaling of the localization length had established years earlier. The Hubbard tags came from temperatures deep on either side of the transition at half filling, where the sign problem is absent and conventional estimators still work, which is exactly why the doped region had to be reached by transfer rather than by training. A supervised classifier is an apparatus for reproducing a boundary that is already known, and it reproduced one, sometimes on a lattice it had never been shown. Take the labels away and there is nothing left to minimize. The phase diagrams worth having are the ones nobody can label.</w:t>
+        <w:t>, a Ferdinand-Fisher fit to that width returning 2.2691(4) for the fully connected network and 2.2687(4) for the convolutional one.</w:t>
+      </w:r>
+    </w:p>
+    <w:p>
+      <w:r>
+        <w:rPr>
+          <w:i w:val="0"/>
+        </w:rPr>
+        <w:t>None of this runs without labels, and every label came from a region already secure by other means: Onsager for the Ising tags, previously established localization boundaries for the eigenfunction tags, and the sign-problem-free half-filled point for the Hubbard tags, which is why the doped region had to be reached by transfer rather than training. A supervised classifier is an apparatus for reproducing a boundary already known, and it reproduced one, sometimes on a lattice it had never been shown. Take the labels away and there is nothing left to minimize. The phase diagrams worth having are the ones nobody can label.</w:t>
       </w:r>
     </w:p>
     <w:p>
@@ -2974,26 +4510,6 @@
             <w:rStyle w:val="Hyperlink"/>
           </w:rPr>
           <w:t xml:space="preserve">https://doi.org/10.1103/PhysRevB.97.174435</w:t>
-        </w:r>
-      </w:hyperlink>
-    </w:p>
-    <w:p>
-      <w:pPr>
-        <w:spacing w:before="120" w:after="0"/>
-        <w:ind w:firstLine="0"/>
-      </w:pPr>
-      <w:r>
-        <w:rPr>
-          <w:i w:val="0"/>
-        </w:rPr>
-        <w:t xml:space="preserve">Wetzel, Scherzer (2017). Physical Review B 96, 184410. </w:t>
-      </w:r>
-      <w:hyperlink r:id="rId56">
-        <w:r>
-          <w:rPr>
-            <w:rStyle w:val="Hyperlink"/>
-          </w:rPr>
-          <w:t xml:space="preserve">https://doi.org/10.1103/PhysRevB.96.184410</w:t>
         </w:r>
       </w:hyperlink>
     </w:p>
